--- a/Examen_Synthese_SoC_2025_2026.docx
+++ b/Examen_Synthese_SoC_2025_2026.docx
@@ -51,6 +51,7 @@
         </w:rPr>
         <w:t xml:space="preserve">Nom </w:t>
       </w:r>
+      <w:proofErr w:type="spellStart"/>
       <w:proofErr w:type="gramStart"/>
       <w:r>
         <w:rPr>
@@ -58,7 +59,16 @@
           <w:color w:val="1A365D"/>
           <w:sz w:val="32"/>
         </w:rPr>
-        <w:t>étudiant :</w:t>
+        <w:t>étudiant</w:t>
+      </w:r>
+      <w:proofErr w:type="spellEnd"/>
+      <w:r>
+        <w:rPr>
+          <w:b/>
+          <w:color w:val="1A365D"/>
+          <w:sz w:val="32"/>
+        </w:rPr>
+        <w:t xml:space="preserve"> :</w:t>
       </w:r>
       <w:proofErr w:type="gramEnd"/>
       <w:r>
@@ -172,6 +182,7 @@
             </w:tcBorders>
           </w:tcPr>
           <w:p>
+            <w:proofErr w:type="spellStart"/>
             <w:proofErr w:type="gramStart"/>
             <w:r>
               <w:rPr>
@@ -181,6 +192,7 @@
               </w:rPr>
               <w:t>Outil</w:t>
             </w:r>
+            <w:proofErr w:type="spellEnd"/>
             <w:r>
               <w:rPr>
                 <w:rFonts w:eastAsia="Arial" w:cs="Arial"/>
@@ -386,14 +398,34 @@
             </w:tcBorders>
           </w:tcPr>
           <w:p>
+            <w:proofErr w:type="spellStart"/>
             <w:r>
               <w:rPr>
                 <w:rFonts w:eastAsia="Arial" w:cs="Arial"/>
                 <w:b/>
                 <w:bCs/>
               </w:rPr>
-              <w:t>Consignes générales</w:t>
-            </w:r>
+              <w:t>Consignes</w:t>
+            </w:r>
+            <w:proofErr w:type="spellEnd"/>
+            <w:r>
+              <w:rPr>
+                <w:rFonts w:eastAsia="Arial" w:cs="Arial"/>
+                <w:b/>
+                <w:bCs/>
+              </w:rPr>
+              <w:t xml:space="preserve"> </w:t>
+            </w:r>
+            <w:proofErr w:type="spellStart"/>
+            <w:r>
+              <w:rPr>
+                <w:rFonts w:eastAsia="Arial" w:cs="Arial"/>
+                <w:b/>
+                <w:bCs/>
+              </w:rPr>
+              <w:t>générales</w:t>
+            </w:r>
+            <w:proofErr w:type="spellEnd"/>
           </w:p>
           <w:p>
             <w:pPr>
@@ -412,7 +444,21 @@
               <w:rPr>
                 <w:rFonts w:eastAsia="Arial" w:cs="Arial"/>
               </w:rPr>
-              <w:t>Documentation autorisée.</w:t>
+              <w:t xml:space="preserve">Documentation </w:t>
+            </w:r>
+            <w:proofErr w:type="spellStart"/>
+            <w:r>
+              <w:rPr>
+                <w:rFonts w:eastAsia="Arial" w:cs="Arial"/>
+              </w:rPr>
+              <w:t>autorisée</w:t>
+            </w:r>
+            <w:proofErr w:type="spellEnd"/>
+            <w:r>
+              <w:rPr>
+                <w:rFonts w:eastAsia="Arial" w:cs="Arial"/>
+              </w:rPr>
+              <w:t>.</w:t>
             </w:r>
           </w:p>
           <w:p>
@@ -434,12 +480,20 @@
               </w:rPr>
               <w:t xml:space="preserve">Module </w:t>
             </w:r>
+            <w:proofErr w:type="spellStart"/>
             <w:proofErr w:type="gramStart"/>
             <w:r>
               <w:rPr>
                 <w:rFonts w:eastAsia="Arial" w:cs="Arial"/>
               </w:rPr>
-              <w:t>fourni :</w:t>
+              <w:t>fourni</w:t>
+            </w:r>
+            <w:proofErr w:type="spellEnd"/>
+            <w:r>
+              <w:rPr>
+                <w:rFonts w:eastAsia="Arial" w:cs="Arial"/>
+              </w:rPr>
+              <w:t> :</w:t>
             </w:r>
             <w:proofErr w:type="gramEnd"/>
             <w:r>
@@ -448,6 +502,7 @@
               </w:rPr>
               <w:t xml:space="preserve">  </w:t>
             </w:r>
+            <w:proofErr w:type="spellStart"/>
             <w:r>
               <w:rPr>
                 <w:rFonts w:eastAsia="Arial" w:cs="Arial"/>
@@ -455,6 +510,7 @@
               </w:rPr>
               <w:t>Aucun</w:t>
             </w:r>
+            <w:proofErr w:type="spellEnd"/>
           </w:p>
           <w:p>
             <w:pPr>
@@ -495,7 +551,23 @@
                 <w:rFonts w:eastAsia="Arial" w:cs="Arial"/>
                 <w:lang w:val="fr-FR"/>
               </w:rPr>
-              <w:t>Précision des terminologie utilisée (VHDL, SPI, codesign, ...).</w:t>
+              <w:t xml:space="preserve">Précision des terminologie utilisée (VHDL, SPI, </w:t>
+            </w:r>
+            <w:proofErr w:type="spellStart"/>
+            <w:r>
+              <w:rPr>
+                <w:rFonts w:eastAsia="Arial" w:cs="Arial"/>
+                <w:lang w:val="fr-FR"/>
+              </w:rPr>
+              <w:t>codesign</w:t>
+            </w:r>
+            <w:proofErr w:type="spellEnd"/>
+            <w:r>
+              <w:rPr>
+                <w:rFonts w:eastAsia="Arial" w:cs="Arial"/>
+                <w:lang w:val="fr-FR"/>
+              </w:rPr>
+              <w:t>, ...).</w:t>
             </w:r>
           </w:p>
           <w:p>
@@ -645,7 +717,33 @@
                 <w:szCs w:val="28"/>
                 <w:u w:val="single"/>
               </w:rPr>
-              <w:t>Version propre des projets remis</w:t>
+              <w:t xml:space="preserve">Version propre des </w:t>
+            </w:r>
+            <w:proofErr w:type="spellStart"/>
+            <w:r>
+              <w:rPr>
+                <w:rFonts w:eastAsia="Arial" w:cs="Arial"/>
+                <w:b/>
+                <w:bCs/>
+                <w:color w:val="FF0000"/>
+                <w:sz w:val="28"/>
+                <w:szCs w:val="28"/>
+                <w:u w:val="single"/>
+              </w:rPr>
+              <w:t>projets</w:t>
+            </w:r>
+            <w:proofErr w:type="spellEnd"/>
+            <w:r>
+              <w:rPr>
+                <w:rFonts w:eastAsia="Arial" w:cs="Arial"/>
+                <w:b/>
+                <w:bCs/>
+                <w:color w:val="FF0000"/>
+                <w:sz w:val="28"/>
+                <w:szCs w:val="28"/>
+                <w:u w:val="single"/>
+              </w:rPr>
+              <w:t xml:space="preserve"> remis</w:t>
             </w:r>
           </w:p>
           <w:p>
@@ -764,7 +862,27 @@
           <w:sz w:val="24"/>
           <w:lang w:val="fr-FR"/>
         </w:rPr>
-        <w:t>Partie 1 — Architecture et Généralités sur les SoCs (6 points)</w:t>
+        <w:t xml:space="preserve">Partie 1 — Architecture et Généralités sur les </w:t>
+      </w:r>
+      <w:proofErr w:type="spellStart"/>
+      <w:r>
+        <w:rPr>
+          <w:b/>
+          <w:color w:val="1A365D"/>
+          <w:sz w:val="24"/>
+          <w:lang w:val="fr-FR"/>
+        </w:rPr>
+        <w:t>SoCs</w:t>
+      </w:r>
+      <w:proofErr w:type="spellEnd"/>
+      <w:r>
+        <w:rPr>
+          <w:b/>
+          <w:color w:val="1A365D"/>
+          <w:sz w:val="24"/>
+          <w:lang w:val="fr-FR"/>
+        </w:rPr>
+        <w:t xml:space="preserve"> (6 points)</w:t>
       </w:r>
     </w:p>
     <w:p>
@@ -861,7 +979,39 @@
           <w:color w:val="auto"/>
           <w:lang w:val="fr-FR"/>
         </w:rPr>
-        <w:t xml:space="preserve"> livré sous forme de code HDL (VHDL ou Verilog). Il est synthétisé et placé dans la logique programmable du FPGA (LUTs, bascules) à chaque compilation. Sa structure physique sur le silicium change selon le FPGA cible.</w:t>
+        <w:t xml:space="preserve"> livré sous forme de code HDL (VHDL ou </w:t>
+      </w:r>
+      <w:proofErr w:type="spellStart"/>
+      <w:r>
+        <w:rPr>
+          <w:color w:val="auto"/>
+          <w:lang w:val="fr-FR"/>
+        </w:rPr>
+        <w:t>Verilog</w:t>
+      </w:r>
+      <w:proofErr w:type="spellEnd"/>
+      <w:r>
+        <w:rPr>
+          <w:color w:val="auto"/>
+          <w:lang w:val="fr-FR"/>
+        </w:rPr>
+        <w:t>). Il est synthétisé et placé dans la logique programmable du FPGA (</w:t>
+      </w:r>
+      <w:proofErr w:type="spellStart"/>
+      <w:r>
+        <w:rPr>
+          <w:color w:val="auto"/>
+          <w:lang w:val="fr-FR"/>
+        </w:rPr>
+        <w:t>LUTs</w:t>
+      </w:r>
+      <w:proofErr w:type="spellEnd"/>
+      <w:r>
+        <w:rPr>
+          <w:color w:val="auto"/>
+          <w:lang w:val="fr-FR"/>
+        </w:rPr>
+        <w:t>, bascules) à chaque compilation. Sa structure physique sur le silicium change selon le FPGA cible.</w:t>
       </w:r>
     </w:p>
     <w:p>
@@ -1058,14 +1208,7 @@
           <w:color w:val="auto"/>
           <w:lang w:val="fr-FR"/>
         </w:rPr>
-        <w:t>:</w:t>
-      </w:r>
-      <w:r>
-        <w:rPr>
-          <w:color w:val="auto"/>
-          <w:lang w:val="fr-FR"/>
-        </w:rPr>
-        <w:t xml:space="preserve"> Abstraction des adresses matérielles</w:t>
+        <w:t>: Abstraction des adresses matérielles</w:t>
       </w:r>
     </w:p>
     <w:p>
@@ -1102,14 +1245,7 @@
           <w:color w:val="auto"/>
           <w:lang w:val="fr-FR"/>
         </w:rPr>
-        <w:t>:</w:t>
-      </w:r>
-      <w:r>
-        <w:rPr>
-          <w:color w:val="auto"/>
-          <w:lang w:val="fr-FR"/>
-        </w:rPr>
-        <w:t xml:space="preserve"> Fourniture des drivers et macros d'accès</w:t>
+        <w:t>: Fourniture des drivers et macros d'accès</w:t>
       </w:r>
     </w:p>
     <w:p>
@@ -1146,14 +1282,7 @@
           <w:color w:val="auto"/>
           <w:lang w:val="fr-FR"/>
         </w:rPr>
-        <w:t>:</w:t>
-      </w:r>
-      <w:r>
-        <w:rPr>
-          <w:color w:val="auto"/>
-          <w:lang w:val="fr-FR"/>
-        </w:rPr>
-        <w:t xml:space="preserve"> Interface standard vers les périphériques (pilotes)</w:t>
+        <w:t>: Interface standard vers les périphériques (pilotes)</w:t>
       </w:r>
     </w:p>
     <w:p>
@@ -1196,7 +1325,49 @@
         <w:rPr>
           <w:lang w:val="fr-FR"/>
         </w:rPr>
-        <w:t xml:space="preserve">Pourquoi l'utilisation de bus physiques partagés uniques (avec buffers 3-états) est-elle aujourd'hui abandonnée dans les SoC modernes contenant des dizaines d'IPs au profit de Bus multiplexés ou de NoC ? </w:t>
+        <w:t xml:space="preserve">Pourquoi l'utilisation de bus physiques partagés uniques (avec buffers 3-états) est-elle aujourd'hui abandonnée dans les </w:t>
+      </w:r>
+      <w:proofErr w:type="spellStart"/>
+      <w:r>
+        <w:rPr>
+          <w:lang w:val="fr-FR"/>
+        </w:rPr>
+        <w:t>SoC</w:t>
+      </w:r>
+      <w:proofErr w:type="spellEnd"/>
+      <w:r>
+        <w:rPr>
+          <w:lang w:val="fr-FR"/>
+        </w:rPr>
+        <w:t xml:space="preserve"> modernes contenant des dizaines d'</w:t>
+      </w:r>
+      <w:proofErr w:type="spellStart"/>
+      <w:r>
+        <w:rPr>
+          <w:lang w:val="fr-FR"/>
+        </w:rPr>
+        <w:t>IPs</w:t>
+      </w:r>
+      <w:proofErr w:type="spellEnd"/>
+      <w:r>
+        <w:rPr>
+          <w:lang w:val="fr-FR"/>
+        </w:rPr>
+        <w:t xml:space="preserve"> au profit de Bus multiplexés ou de </w:t>
+      </w:r>
+      <w:proofErr w:type="spellStart"/>
+      <w:r>
+        <w:rPr>
+          <w:lang w:val="fr-FR"/>
+        </w:rPr>
+        <w:t>NoC</w:t>
+      </w:r>
+      <w:proofErr w:type="spellEnd"/>
+      <w:r>
+        <w:rPr>
+          <w:lang w:val="fr-FR"/>
+        </w:rPr>
+        <w:t xml:space="preserve"> ? </w:t>
       </w:r>
       <w:r>
         <w:rPr>
@@ -1239,7 +1410,23 @@
           <w:color w:val="auto"/>
           <w:lang w:val="fr-FR"/>
         </w:rPr>
-        <w:t>Un bus partagé unique impose qu'un seul transfert ait lieu à la fois. Avec des dizaines d'IPs, cela crée un goulot d'étranglement sévère : chaque IP attend son tour, et les buffers 3-états deviennent impossibles à synchroniser à haute fréquence. Le système est non scalable</w:t>
+        <w:t>Un bus partagé unique impose qu'un seul transfert ait lieu à la fois. Avec des dizaines d'</w:t>
+      </w:r>
+      <w:proofErr w:type="spellStart"/>
+      <w:r>
+        <w:rPr>
+          <w:color w:val="auto"/>
+          <w:lang w:val="fr-FR"/>
+        </w:rPr>
+        <w:t>IPs</w:t>
+      </w:r>
+      <w:proofErr w:type="spellEnd"/>
+      <w:r>
+        <w:rPr>
+          <w:color w:val="auto"/>
+          <w:lang w:val="fr-FR"/>
+        </w:rPr>
+        <w:t>, cela crée un goulot d'étranglement sévère : chaque IP attend son tour, et les buffers 3-états deviennent impossibles à synchroniser à haute fréquence. Le système est non scalable</w:t>
       </w:r>
       <w:r>
         <w:rPr>
@@ -1270,7 +1457,55 @@
           <w:color w:val="auto"/>
           <w:lang w:val="fr-FR"/>
         </w:rPr>
-        <w:t xml:space="preserve">Les bus multiplexés (crossbar) et les NoC permettent des transferts simultanés entre plusieurs masters et slaves. C'est visible dans Qsys avec </w:t>
+        <w:t>Les bus multiplexés (</w:t>
+      </w:r>
+      <w:proofErr w:type="spellStart"/>
+      <w:r>
+        <w:rPr>
+          <w:color w:val="auto"/>
+          <w:lang w:val="fr-FR"/>
+        </w:rPr>
+        <w:t>crossbar</w:t>
+      </w:r>
+      <w:proofErr w:type="spellEnd"/>
+      <w:r>
+        <w:rPr>
+          <w:color w:val="auto"/>
+          <w:lang w:val="fr-FR"/>
+        </w:rPr>
+        <w:t xml:space="preserve">) et les </w:t>
+      </w:r>
+      <w:proofErr w:type="spellStart"/>
+      <w:r>
+        <w:rPr>
+          <w:color w:val="auto"/>
+          <w:lang w:val="fr-FR"/>
+        </w:rPr>
+        <w:t>NoC</w:t>
+      </w:r>
+      <w:proofErr w:type="spellEnd"/>
+      <w:r>
+        <w:rPr>
+          <w:color w:val="auto"/>
+          <w:lang w:val="fr-FR"/>
+        </w:rPr>
+        <w:t xml:space="preserve"> permettent des transferts simultanés entre plusieurs masters et slaves. C'est visible dans </w:t>
+      </w:r>
+      <w:proofErr w:type="spellStart"/>
+      <w:r>
+        <w:rPr>
+          <w:color w:val="auto"/>
+          <w:lang w:val="fr-FR"/>
+        </w:rPr>
+        <w:t>Qsys</w:t>
+      </w:r>
+      <w:proofErr w:type="spellEnd"/>
+      <w:r>
+        <w:rPr>
+          <w:color w:val="auto"/>
+          <w:lang w:val="fr-FR"/>
+        </w:rPr>
+        <w:t xml:space="preserve"> avec </w:t>
       </w:r>
       <w:proofErr w:type="gramStart"/>
       <w:r>
@@ -1278,7 +1513,15 @@
           <w:color w:val="auto"/>
           <w:lang w:val="fr-FR"/>
         </w:rPr>
-        <w:t>les cmd</w:t>
+        <w:t xml:space="preserve">les </w:t>
+      </w:r>
+      <w:proofErr w:type="spellStart"/>
+      <w:r>
+        <w:rPr>
+          <w:color w:val="auto"/>
+          <w:lang w:val="fr-FR"/>
+        </w:rPr>
+        <w:t>cmd</w:t>
       </w:r>
       <w:proofErr w:type="gramEnd"/>
       <w:r>
@@ -1286,7 +1529,31 @@
           <w:color w:val="auto"/>
           <w:lang w:val="fr-FR"/>
         </w:rPr>
-        <w:t>_xbar_mux/rsp_xbar_demux générés automatiquement.</w:t>
+        <w:t>_xbar_mux</w:t>
+      </w:r>
+      <w:proofErr w:type="spellEnd"/>
+      <w:r>
+        <w:rPr>
+          <w:color w:val="auto"/>
+          <w:lang w:val="fr-FR"/>
+        </w:rPr>
+        <w:t>/</w:t>
+      </w:r>
+      <w:proofErr w:type="spellStart"/>
+      <w:r>
+        <w:rPr>
+          <w:color w:val="auto"/>
+          <w:lang w:val="fr-FR"/>
+        </w:rPr>
+        <w:t>rsp_xbar_demux</w:t>
+      </w:r>
+      <w:proofErr w:type="spellEnd"/>
+      <w:r>
+        <w:rPr>
+          <w:color w:val="auto"/>
+          <w:lang w:val="fr-FR"/>
+        </w:rPr>
+        <w:t xml:space="preserve"> générés automatiquement.</w:t>
       </w:r>
     </w:p>
     <w:p>
@@ -1469,7 +1736,21 @@
         <w:rPr>
           <w:lang w:val="fr-FR"/>
         </w:rPr>
-        <w:t xml:space="preserve">Soit un processeur Von Neumann 16 bits muni d'un bus d'adresses de 24 bits et cadencé à 2,4 GHz. Précisez les registres à mettre en oeuvre pour accéder à cet espace mémoire en    déterminant au sa </w:t>
+        <w:t xml:space="preserve">Soit un processeur Von Neumann 16 bits muni d'un bus d'adresses de 24 bits et cadencé à 2,4 GHz. Précisez les registres à mettre en </w:t>
+      </w:r>
+      <w:proofErr w:type="spellStart"/>
+      <w:r>
+        <w:rPr>
+          <w:lang w:val="fr-FR"/>
+        </w:rPr>
+        <w:t>oeuvre</w:t>
+      </w:r>
+      <w:proofErr w:type="spellEnd"/>
+      <w:r>
+        <w:rPr>
+          <w:lang w:val="fr-FR"/>
+        </w:rPr>
+        <w:t xml:space="preserve"> pour accéder à cet espace mémoire en    déterminant au sa </w:t>
       </w:r>
       <w:proofErr w:type="gramStart"/>
       <w:r>
@@ -1659,7 +1940,21 @@
         <w:rPr>
           <w:lang w:val="fr-FR"/>
         </w:rPr>
-        <w:t xml:space="preserve">On traite un volume de données de 128 MiB organisé en blocs de 8 octets. La lecture d'un bloc nécessite 7 cycles et son traitement 9 cycles. Calculez le nombre de blocs et le temps total requis en millisecondes (ms) pour traiter toutes ces données. </w:t>
+        <w:t xml:space="preserve">On traite un volume de données de 128 </w:t>
+      </w:r>
+      <w:proofErr w:type="spellStart"/>
+      <w:r>
+        <w:rPr>
+          <w:lang w:val="fr-FR"/>
+        </w:rPr>
+        <w:t>MiB</w:t>
+      </w:r>
+      <w:proofErr w:type="spellEnd"/>
+      <w:r>
+        <w:rPr>
+          <w:lang w:val="fr-FR"/>
+        </w:rPr>
+        <w:t xml:space="preserve"> organisé en blocs de 8 octets. La lecture d'un bloc nécessite 7 cycles et son traitement 9 cycles. Calculez le nombre de blocs et le temps total requis en millisecondes (ms) pour traiter toutes ces données. </w:t>
       </w:r>
       <w:r>
         <w:rPr>
@@ -1719,7 +2014,23 @@
           <w:color w:val="auto"/>
           <w:lang w:val="fr-FR"/>
         </w:rPr>
-        <w:t>128 MiB = 128 × 2^20 = 134 217 728 octets</w:t>
+        <w:t xml:space="preserve">128 </w:t>
+      </w:r>
+      <w:proofErr w:type="spellStart"/>
+      <w:r>
+        <w:rPr>
+          <w:color w:val="auto"/>
+          <w:lang w:val="fr-FR"/>
+        </w:rPr>
+        <w:t>MiB</w:t>
+      </w:r>
+      <w:proofErr w:type="spellEnd"/>
+      <w:r>
+        <w:rPr>
+          <w:color w:val="auto"/>
+          <w:lang w:val="fr-FR"/>
+        </w:rPr>
+        <w:t xml:space="preserve"> = 128 × 2^20 = 134 217 728 octets</w:t>
       </w:r>
     </w:p>
     <w:p>
@@ -1953,11 +2264,19 @@
           <w:color w:val="auto"/>
         </w:rPr>
       </w:pPr>
-      <w:r>
-        <w:rPr>
-          <w:color w:val="auto"/>
-        </w:rPr>
-        <w:t>Débit   = 150 000 000 × 8 = 1 200 Mo/s</w:t>
+      <w:proofErr w:type="spellStart"/>
+      <w:r>
+        <w:rPr>
+          <w:color w:val="auto"/>
+        </w:rPr>
+        <w:t>Débit</w:t>
+      </w:r>
+      <w:proofErr w:type="spellEnd"/>
+      <w:r>
+        <w:rPr>
+          <w:color w:val="auto"/>
+        </w:rPr>
+        <w:t xml:space="preserve">   = 150 000 000 × 8 = 1 200 Mo/s</w:t>
       </w:r>
     </w:p>
     <w:p>
@@ -2017,11 +2336,19 @@
           <w:color w:val="auto"/>
         </w:rPr>
       </w:pPr>
-      <w:r>
-        <w:rPr>
-          <w:color w:val="auto"/>
-        </w:rPr>
-        <w:t>Débit   = 185 714 285 × 4 = 742,85 Mo/s</w:t>
+      <w:proofErr w:type="spellStart"/>
+      <w:r>
+        <w:rPr>
+          <w:color w:val="auto"/>
+        </w:rPr>
+        <w:t>Débit</w:t>
+      </w:r>
+      <w:proofErr w:type="spellEnd"/>
+      <w:r>
+        <w:rPr>
+          <w:color w:val="auto"/>
+        </w:rPr>
+        <w:t xml:space="preserve">   = 185 714 285 × 4 = 742,85 Mo/s</w:t>
       </w:r>
     </w:p>
     <w:p>
@@ -2105,7 +2432,27 @@
           <w:sz w:val="24"/>
           <w:lang w:val="fr-FR"/>
         </w:rPr>
-        <w:t>Partie 3 — Programmation Bas Niveau et Intégration sous Qsys (6,5 points)</w:t>
+        <w:t xml:space="preserve">Partie 3 — Programmation Bas Niveau et Intégration sous </w:t>
+      </w:r>
+      <w:proofErr w:type="spellStart"/>
+      <w:r>
+        <w:rPr>
+          <w:b/>
+          <w:color w:val="1A365D"/>
+          <w:sz w:val="24"/>
+          <w:lang w:val="fr-FR"/>
+        </w:rPr>
+        <w:t>Qsys</w:t>
+      </w:r>
+      <w:proofErr w:type="spellEnd"/>
+      <w:r>
+        <w:rPr>
+          <w:b/>
+          <w:color w:val="1A365D"/>
+          <w:sz w:val="24"/>
+          <w:lang w:val="fr-FR"/>
+        </w:rPr>
+        <w:t xml:space="preserve"> (6,5 points)</w:t>
       </w:r>
     </w:p>
     <w:p>
@@ -2138,18 +2485,34 @@
           <w:color w:val="3465A4"/>
         </w:rPr>
       </w:pPr>
+      <w:proofErr w:type="spellStart"/>
       <w:r>
         <w:rPr>
           <w:color w:val="3465A4"/>
         </w:rPr>
-        <w:t xml:space="preserve">fp = </w:t>
-      </w:r>
+        <w:t>fp</w:t>
+      </w:r>
+      <w:proofErr w:type="spellEnd"/>
+      <w:r>
+        <w:rPr>
+          <w:color w:val="3465A4"/>
+        </w:rPr>
+        <w:t xml:space="preserve"> = </w:t>
+      </w:r>
+      <w:proofErr w:type="spellStart"/>
       <w:proofErr w:type="gramStart"/>
       <w:r>
         <w:rPr>
           <w:color w:val="3465A4"/>
         </w:rPr>
-        <w:t>fopen(</w:t>
+        <w:t>fopen</w:t>
+      </w:r>
+      <w:proofErr w:type="spellEnd"/>
+      <w:r>
+        <w:rPr>
+          <w:color w:val="3465A4"/>
+        </w:rPr>
+        <w:t>(</w:t>
       </w:r>
       <w:proofErr w:type="gramEnd"/>
       <w:r>
@@ -2167,21 +2530,39 @@
           <w:lang w:val="fr-FR"/>
         </w:rPr>
       </w:pPr>
+      <w:proofErr w:type="spellStart"/>
       <w:proofErr w:type="gramStart"/>
       <w:r>
         <w:rPr>
           <w:color w:val="3465A4"/>
           <w:lang w:val="fr-FR"/>
         </w:rPr>
-        <w:t>fprintf(</w:t>
-      </w:r>
+        <w:t>fprintf</w:t>
+      </w:r>
+      <w:proofErr w:type="spellEnd"/>
+      <w:r>
+        <w:rPr>
+          <w:color w:val="3465A4"/>
+          <w:lang w:val="fr-FR"/>
+        </w:rPr>
+        <w:t>(</w:t>
+      </w:r>
+      <w:proofErr w:type="spellStart"/>
       <w:proofErr w:type="gramEnd"/>
       <w:r>
         <w:rPr>
           <w:color w:val="3465A4"/>
           <w:lang w:val="fr-FR"/>
         </w:rPr>
-        <w:t>fp, "hello"</w:t>
+        <w:t>fp</w:t>
+      </w:r>
+      <w:proofErr w:type="spellEnd"/>
+      <w:r>
+        <w:rPr>
+          <w:color w:val="3465A4"/>
+          <w:lang w:val="fr-FR"/>
+        </w:rPr>
+        <w:t>, "hello"</w:t>
       </w:r>
       <w:proofErr w:type="gramStart"/>
       <w:r>
@@ -2262,7 +2643,23 @@
           <w:color w:val="auto"/>
           <w:lang w:val="fr-FR"/>
         </w:rPr>
-        <w:t xml:space="preserve"> entre les chemins /dev/xxx et les drivers physiques. Quand Qsys génère le BSP, il enregistre chaque périphérique avec son nom de device et son adresse de base.</w:t>
+        <w:t xml:space="preserve"> entre les chemins /dev/xxx et les drivers physiques. Quand </w:t>
+      </w:r>
+      <w:proofErr w:type="spellStart"/>
+      <w:r>
+        <w:rPr>
+          <w:color w:val="auto"/>
+          <w:lang w:val="fr-FR"/>
+        </w:rPr>
+        <w:t>Qsys</w:t>
+      </w:r>
+      <w:proofErr w:type="spellEnd"/>
+      <w:r>
+        <w:rPr>
+          <w:color w:val="auto"/>
+          <w:lang w:val="fr-FR"/>
+        </w:rPr>
+        <w:t xml:space="preserve"> génère le BSP, il enregistre chaque périphérique avec son nom de device et son adresse de base.</w:t>
       </w:r>
     </w:p>
     <w:p>
@@ -2351,14 +2748,50 @@
           <w:color w:val="auto"/>
           <w:lang w:val="fr-FR"/>
         </w:rPr>
-        <w:t>en parallèle de l'ALU du Nios II</w:t>
-      </w:r>
-      <w:r>
-        <w:rPr>
-          <w:color w:val="auto"/>
-          <w:lang w:val="fr-FR"/>
-        </w:rPr>
-        <w:t>, dans son datapath. Elle reçoit directement les opérandes des registres internes du processeur</w:t>
+        <w:t xml:space="preserve">en parallèle de l'ALU du </w:t>
+      </w:r>
+      <w:proofErr w:type="spellStart"/>
+      <w:r>
+        <w:rPr>
+          <w:b/>
+          <w:bCs/>
+          <w:color w:val="auto"/>
+          <w:lang w:val="fr-FR"/>
+        </w:rPr>
+        <w:t>Nios</w:t>
+      </w:r>
+      <w:proofErr w:type="spellEnd"/>
+      <w:r>
+        <w:rPr>
+          <w:b/>
+          <w:bCs/>
+          <w:color w:val="auto"/>
+          <w:lang w:val="fr-FR"/>
+        </w:rPr>
+        <w:t xml:space="preserve"> II</w:t>
+      </w:r>
+      <w:r>
+        <w:rPr>
+          <w:color w:val="auto"/>
+          <w:lang w:val="fr-FR"/>
+        </w:rPr>
+        <w:t xml:space="preserve">, dans son </w:t>
+      </w:r>
+      <w:proofErr w:type="spellStart"/>
+      <w:r>
+        <w:rPr>
+          <w:color w:val="auto"/>
+          <w:lang w:val="fr-FR"/>
+        </w:rPr>
+        <w:t>datapath</w:t>
+      </w:r>
+      <w:proofErr w:type="spellEnd"/>
+      <w:r>
+        <w:rPr>
+          <w:color w:val="auto"/>
+          <w:lang w:val="fr-FR"/>
+        </w:rPr>
+        <w:t>. Elle reçoit directement les opérandes des registres internes du processeur</w:t>
       </w:r>
     </w:p>
     <w:p>
@@ -2485,7 +2918,21 @@
         <w:rPr>
           <w:lang w:val="fr-FR"/>
         </w:rPr>
-        <w:t xml:space="preserve">Est-ce qu’il est envisageable via cette instruction personnalisée de piloter l’acquisition des données capteurs du CUTECAR. Justfierz votre </w:t>
+        <w:t xml:space="preserve">Est-ce qu’il est envisageable via cette instruction personnalisée de piloter l’acquisition des données capteurs du CUTECAR. </w:t>
+      </w:r>
+      <w:proofErr w:type="spellStart"/>
+      <w:r>
+        <w:rPr>
+          <w:lang w:val="fr-FR"/>
+        </w:rPr>
+        <w:t>Justfierz</w:t>
+      </w:r>
+      <w:proofErr w:type="spellEnd"/>
+      <w:r>
+        <w:rPr>
+          <w:lang w:val="fr-FR"/>
+        </w:rPr>
+        <w:t xml:space="preserve"> votre </w:t>
       </w:r>
       <w:proofErr w:type="gramStart"/>
       <w:r>
@@ -2525,21 +2972,23 @@
           <w:color w:val="auto"/>
           <w:lang w:val="fr-FR"/>
         </w:rPr>
-        <w:t>Non. Une Custom Instruction combinatoire ne peut traiter que des données déjà présentes dans les registres du Nios II en 1</w:t>
-      </w:r>
-      <w:r>
-        <w:rPr>
-          <w:color w:val="auto"/>
-          <w:lang w:val="fr-FR"/>
-        </w:rPr>
-        <w:t xml:space="preserve"> </w:t>
-      </w:r>
-      <w:r>
-        <w:rPr>
-          <w:color w:val="auto"/>
-          <w:lang w:val="fr-FR"/>
-        </w:rPr>
-        <w:t>cycle</w:t>
+        <w:t xml:space="preserve">Non. Une Custom Instruction combinatoire ne peut traiter que des données déjà présentes dans les registres du </w:t>
+      </w:r>
+      <w:proofErr w:type="spellStart"/>
+      <w:r>
+        <w:rPr>
+          <w:color w:val="auto"/>
+          <w:lang w:val="fr-FR"/>
+        </w:rPr>
+        <w:t>Nios</w:t>
+      </w:r>
+      <w:proofErr w:type="spellEnd"/>
+      <w:r>
+        <w:rPr>
+          <w:color w:val="auto"/>
+          <w:lang w:val="fr-FR"/>
+        </w:rPr>
+        <w:t xml:space="preserve"> II en 1 cycle</w:t>
       </w:r>
     </w:p>
     <w:p>
@@ -2555,14 +3004,7 @@
           <w:color w:val="auto"/>
           <w:lang w:val="fr-FR"/>
         </w:rPr>
-        <w:t>.</w:t>
-      </w:r>
-      <w:r>
-        <w:rPr>
-          <w:color w:val="auto"/>
-          <w:lang w:val="fr-FR"/>
-        </w:rPr>
-        <w:t>......................................................................................................…</w:t>
+        <w:t>.......................................................................................................…</w:t>
       </w:r>
     </w:p>
     <w:p>
@@ -2584,7 +3026,21 @@
         <w:rPr>
           <w:lang w:val="fr-FR"/>
         </w:rPr>
-        <w:t xml:space="preserve">On souhaite maintenant réaliser cette même fonction d'accélération sous la forme d'un composant matériel personnalisé (Custom Component) autonome câblé sur le bus Avalon. Énumérez et expliquez le rôle des signaux fondamentaux de l'interface Avalon Memory-Mapped (Avalon-MM) nécessaires pour permettre au NIOS II de lire et d'écrire des données dans les registres internes de ce nouveau périphérique. En donner la justification. </w:t>
+        <w:t>On souhaite maintenant réaliser cette même fonction d'accélération sous la forme d'un composant matériel personnalisé (Custom Component) autonome câblé sur le bus Avalon. Énumérez et expliquez le rôle des signaux fondamentaux de l'interface Avalon Memory-</w:t>
+      </w:r>
+      <w:proofErr w:type="spellStart"/>
+      <w:r>
+        <w:rPr>
+          <w:lang w:val="fr-FR"/>
+        </w:rPr>
+        <w:t>Mapped</w:t>
+      </w:r>
+      <w:proofErr w:type="spellEnd"/>
+      <w:r>
+        <w:rPr>
+          <w:lang w:val="fr-FR"/>
+        </w:rPr>
+        <w:t xml:space="preserve"> (Avalon-MM) nécessaires pour permettre au NIOS II de lire et d'écrire des données dans les registres internes de ce nouveau périphérique. En donner la justification. </w:t>
       </w:r>
       <w:r>
         <w:rPr>
@@ -2760,6 +3216,7 @@
                 <w:lang w:val="fr-FR"/>
               </w:rPr>
             </w:pPr>
+            <w:proofErr w:type="spellStart"/>
             <w:proofErr w:type="gramStart"/>
             <w:r>
               <w:rPr>
@@ -2768,6 +3225,7 @@
               </w:rPr>
               <w:t>clk</w:t>
             </w:r>
+            <w:proofErr w:type="spellEnd"/>
             <w:proofErr w:type="gramEnd"/>
           </w:p>
         </w:tc>
@@ -2859,6 +3317,7 @@
                 <w:lang w:val="fr-FR"/>
               </w:rPr>
             </w:pPr>
+            <w:proofErr w:type="spellStart"/>
             <w:proofErr w:type="gramStart"/>
             <w:r>
               <w:rPr>
@@ -2875,6 +3334,7 @@
               </w:rPr>
               <w:t>_n</w:t>
             </w:r>
+            <w:proofErr w:type="spellEnd"/>
           </w:p>
         </w:tc>
         <w:tc>
@@ -3042,6 +3502,7 @@
                 <w:lang w:val="fr-FR"/>
               </w:rPr>
             </w:pPr>
+            <w:proofErr w:type="spellStart"/>
             <w:proofErr w:type="gramStart"/>
             <w:r>
               <w:rPr>
@@ -3050,6 +3511,7 @@
               </w:rPr>
               <w:t>chipselect</w:t>
             </w:r>
+            <w:proofErr w:type="spellEnd"/>
             <w:proofErr w:type="gramEnd"/>
           </w:p>
         </w:tc>
@@ -3141,6 +3603,7 @@
                 <w:lang w:val="fr-FR"/>
               </w:rPr>
             </w:pPr>
+            <w:proofErr w:type="spellStart"/>
             <w:proofErr w:type="gramStart"/>
             <w:r>
               <w:rPr>
@@ -3149,6 +3612,7 @@
               </w:rPr>
               <w:t>write</w:t>
             </w:r>
+            <w:proofErr w:type="spellEnd"/>
             <w:proofErr w:type="gramEnd"/>
           </w:p>
         </w:tc>
@@ -3217,6 +3681,7 @@
                 <w:lang w:val="fr-FR"/>
               </w:rPr>
             </w:pPr>
+            <w:proofErr w:type="spellStart"/>
             <w:proofErr w:type="gramStart"/>
             <w:r>
               <w:rPr>
@@ -3225,6 +3690,7 @@
               </w:rPr>
               <w:t>read</w:t>
             </w:r>
+            <w:proofErr w:type="spellEnd"/>
             <w:proofErr w:type="gramEnd"/>
           </w:p>
         </w:tc>
@@ -3293,6 +3759,7 @@
                 <w:lang w:val="fr-FR"/>
               </w:rPr>
             </w:pPr>
+            <w:proofErr w:type="spellStart"/>
             <w:proofErr w:type="gramStart"/>
             <w:r>
               <w:rPr>
@@ -3301,6 +3768,7 @@
               </w:rPr>
               <w:t>writedata</w:t>
             </w:r>
+            <w:proofErr w:type="spellEnd"/>
             <w:proofErr w:type="gramEnd"/>
           </w:p>
         </w:tc>
@@ -3346,7 +3814,23 @@
                 <w:color w:val="auto"/>
                 <w:lang w:val="fr-FR"/>
               </w:rPr>
-              <w:t>Données envoyées par le Nios II vers le composant</w:t>
+              <w:t xml:space="preserve">Données envoyées par le </w:t>
+            </w:r>
+            <w:proofErr w:type="spellStart"/>
+            <w:r>
+              <w:rPr>
+                <w:color w:val="auto"/>
+                <w:lang w:val="fr-FR"/>
+              </w:rPr>
+              <w:t>Nios</w:t>
+            </w:r>
+            <w:proofErr w:type="spellEnd"/>
+            <w:r>
+              <w:rPr>
+                <w:color w:val="auto"/>
+                <w:lang w:val="fr-FR"/>
+              </w:rPr>
+              <w:t xml:space="preserve"> II vers le composant</w:t>
             </w:r>
           </w:p>
         </w:tc>
@@ -3369,6 +3853,7 @@
                 <w:lang w:val="fr-FR"/>
               </w:rPr>
             </w:pPr>
+            <w:proofErr w:type="spellStart"/>
             <w:proofErr w:type="gramStart"/>
             <w:r>
               <w:rPr>
@@ -3377,6 +3862,7 @@
               </w:rPr>
               <w:t>readdata</w:t>
             </w:r>
+            <w:proofErr w:type="spellEnd"/>
             <w:proofErr w:type="gramEnd"/>
           </w:p>
         </w:tc>
@@ -3422,7 +3908,23 @@
                 <w:color w:val="auto"/>
                 <w:lang w:val="fr-FR"/>
               </w:rPr>
-              <w:t>Données renvoyées par le composant vers le Nios II</w:t>
+              <w:t xml:space="preserve">Données renvoyées par le composant vers le </w:t>
+            </w:r>
+            <w:proofErr w:type="spellStart"/>
+            <w:r>
+              <w:rPr>
+                <w:color w:val="auto"/>
+                <w:lang w:val="fr-FR"/>
+              </w:rPr>
+              <w:t>Nios</w:t>
+            </w:r>
+            <w:proofErr w:type="spellEnd"/>
+            <w:r>
+              <w:rPr>
+                <w:color w:val="auto"/>
+                <w:lang w:val="fr-FR"/>
+              </w:rPr>
+              <w:t xml:space="preserve"> II</w:t>
             </w:r>
           </w:p>
         </w:tc>
@@ -3445,6 +3947,7 @@
                 <w:lang w:val="fr-FR"/>
               </w:rPr>
             </w:pPr>
+            <w:proofErr w:type="spellStart"/>
             <w:proofErr w:type="gramStart"/>
             <w:r>
               <w:rPr>
@@ -3453,6 +3956,7 @@
               </w:rPr>
               <w:t>byteenable</w:t>
             </w:r>
+            <w:proofErr w:type="spellEnd"/>
             <w:proofErr w:type="gramEnd"/>
           </w:p>
         </w:tc>
@@ -3498,7 +4002,23 @@
                 <w:color w:val="auto"/>
                 <w:lang w:val="fr-FR"/>
               </w:rPr>
-              <w:t>Sélectionne les octets actifs dans writedata (écriture partielle)</w:t>
+              <w:t xml:space="preserve">Sélectionne les octets actifs dans </w:t>
+            </w:r>
+            <w:proofErr w:type="spellStart"/>
+            <w:r>
+              <w:rPr>
+                <w:color w:val="auto"/>
+                <w:lang w:val="fr-FR"/>
+              </w:rPr>
+              <w:t>writedata</w:t>
+            </w:r>
+            <w:proofErr w:type="spellEnd"/>
+            <w:r>
+              <w:rPr>
+                <w:color w:val="auto"/>
+                <w:lang w:val="fr-FR"/>
+              </w:rPr>
+              <w:t xml:space="preserve"> (écriture partielle)</w:t>
             </w:r>
           </w:p>
         </w:tc>
@@ -3560,7 +4080,21 @@
         <w:rPr>
           <w:lang w:val="fr-FR"/>
         </w:rPr>
-        <w:t>Arbitrage Technologique : Comparez de manière critique l'implémentation d'une fonction d'accélération algorithmique sous forme de 'Custom Instruction' (ALU) par rapport à une implémentation sous forme de 'Custom Component Qsys' (Périphérique Avalon-MM). Développez votre argumentation selon les trois critères suivants :</w:t>
+        <w:t xml:space="preserve">Arbitrage Technologique : Comparez de manière critique l'implémentation d'une fonction d'accélération algorithmique sous forme de 'Custom Instruction' (ALU) par rapport à une implémentation sous forme de 'Custom Component </w:t>
+      </w:r>
+      <w:proofErr w:type="spellStart"/>
+      <w:r>
+        <w:rPr>
+          <w:lang w:val="fr-FR"/>
+        </w:rPr>
+        <w:t>Qsys</w:t>
+      </w:r>
+      <w:proofErr w:type="spellEnd"/>
+      <w:r>
+        <w:rPr>
+          <w:lang w:val="fr-FR"/>
+        </w:rPr>
+        <w:t>' (Périphérique Avalon-MM). Développez votre argumentation selon les trois critères suivants :</w:t>
       </w:r>
       <w:r>
         <w:rPr>
@@ -3632,21 +4166,7 @@
           <w:color w:val="auto"/>
           <w:lang w:val="fr-FR"/>
         </w:rPr>
-        <w:t xml:space="preserve"> est optimale pour une accélération arithmétique pure (</w:t>
-      </w:r>
-      <w:r>
-        <w:rPr>
-          <w:color w:val="auto"/>
-          <w:lang w:val="fr-FR"/>
-        </w:rPr>
-        <w:t>comme le XOR que on a fait au TP</w:t>
-      </w:r>
-      <w:r>
-        <w:rPr>
-          <w:color w:val="auto"/>
-          <w:lang w:val="fr-FR"/>
-        </w:rPr>
-        <w:t xml:space="preserve">) nécessitant une latence minimale et aucune interaction externe. </w:t>
+        <w:t xml:space="preserve"> est optimale pour une accélération arithmétique pure (comme le XOR que on a fait au TP) nécessitant une latence minimale et aucune interaction externe. </w:t>
       </w:r>
     </w:p>
     <w:p>
@@ -3679,14 +4199,7 @@
           <w:color w:val="auto"/>
           <w:lang w:val="fr-FR"/>
         </w:rPr>
-        <w:t>(</w:t>
-      </w:r>
-      <w:r>
-        <w:rPr>
-          <w:color w:val="auto"/>
-          <w:lang w:val="fr-FR"/>
-        </w:rPr>
-        <w:t xml:space="preserve"> comme</w:t>
+        <w:t>( comme</w:t>
       </w:r>
       <w:proofErr w:type="gramEnd"/>
       <w:r>
@@ -3694,14 +4207,7 @@
           <w:color w:val="auto"/>
           <w:lang w:val="fr-FR"/>
         </w:rPr>
-        <w:t xml:space="preserve"> le démontre l'implémentation des capteurs et des moteurs du CUTECAR dans ce TP</w:t>
-      </w:r>
-      <w:r>
-        <w:rPr>
-          <w:color w:val="auto"/>
-          <w:lang w:val="fr-FR"/>
-        </w:rPr>
-        <w:t>)</w:t>
+        <w:t xml:space="preserve"> le démontre l'implémentation des capteurs et des moteurs du CUTECAR dans ce TP)</w:t>
       </w:r>
     </w:p>
     <w:p>
@@ -3716,14 +4222,7 @@
           <w:color w:val="E2E8F0"/>
           <w:lang w:val="fr-FR"/>
         </w:rPr>
-        <w:t>.</w:t>
-      </w:r>
-      <w:r>
-        <w:rPr>
-          <w:color w:val="E2E8F0"/>
-          <w:lang w:val="fr-FR"/>
-        </w:rPr>
-        <w:t>.........................................................................................................</w:t>
+        <w:t>..........................................................................................................</w:t>
       </w:r>
     </w:p>
     <w:p>
@@ -3767,16 +4266,41 @@
         <w:rPr>
           <w:lang w:val="fr-FR"/>
         </w:rPr>
-        <w:t xml:space="preserve">On souhaite concevoir un composant Qsys personnalisé effectuant une inversion des octets d’un mot de 32 bits. Le composant est connecté via une interface Avalon Memory-Mapped (Slave). Le mot 32 bits est structuré ainsi : [Octet3 | Octet2 | Octet1 | Octet0]. Le résultat attendu au choix est : [Octet0 | Octet1 | Octet2 | Octet3] ou [Octet1 | Octet0 | Octet3 | Octet2] </w:t>
+        <w:t xml:space="preserve">On souhaite concevoir un composant </w:t>
+      </w:r>
+      <w:proofErr w:type="spellStart"/>
+      <w:r>
+        <w:rPr>
+          <w:lang w:val="fr-FR"/>
+        </w:rPr>
+        <w:t>Qsys</w:t>
+      </w:r>
+      <w:proofErr w:type="spellEnd"/>
+      <w:r>
+        <w:rPr>
+          <w:lang w:val="fr-FR"/>
+        </w:rPr>
+        <w:t xml:space="preserve"> personnalisé effectuant une inversion des octets d’un mot de 32 bits. Le composant est connecté via une interface Avalon Memory-</w:t>
+      </w:r>
+      <w:proofErr w:type="spellStart"/>
+      <w:r>
+        <w:rPr>
+          <w:lang w:val="fr-FR"/>
+        </w:rPr>
+        <w:t>Mapped</w:t>
+      </w:r>
+      <w:proofErr w:type="spellEnd"/>
+      <w:r>
+        <w:rPr>
+          <w:lang w:val="fr-FR"/>
+        </w:rPr>
+        <w:t xml:space="preserve"> (Slave). Le mot 32 bits est structuré ainsi : [Octet3 | Octet2 | Octet1 | Octet0]. Le résultat attendu au choix est : [Octet0 | Octet1 | Octet2 | Octet3] ou [Octet1 | Octet0 | Octet3 | Octet2] </w:t>
       </w:r>
     </w:p>
     <w:p>
       <w:pPr>
         <w:keepNext/>
         <w:spacing w:before="160" w:after="80"/>
-        <w:rPr>
-          <w:lang w:val="fr-FR"/>
-        </w:rPr>
       </w:pPr>
       <w:r>
         <w:rPr>
@@ -3796,7 +4320,6 @@
         <w:rPr>
           <w:b/>
           <w:color w:val="718096"/>
-          <w:lang w:val="fr-FR"/>
         </w:rPr>
         <w:t>[2 pts]</w:t>
       </w:r>
@@ -3805,16 +4328,12 @@
       <w:pPr>
         <w:keepNext/>
         <w:spacing w:before="40"/>
-        <w:rPr>
-          <w:lang w:val="fr-FR"/>
-        </w:rPr>
       </w:pPr>
       <w:r>
         <w:rPr>
           <w:b/>
           <w:color w:val="A0AEC0"/>
           <w:sz w:val="19"/>
-          <w:lang w:val="fr-FR"/>
         </w:rPr>
         <w:t>Réponse :</w:t>
       </w:r>
@@ -3830,7 +4349,21 @@
         <w:rPr>
           <w:color w:val="auto"/>
         </w:rPr>
-        <w:t>LIBRARY ieee;</w:t>
+        <w:t xml:space="preserve">LIBRARY </w:t>
+      </w:r>
+      <w:proofErr w:type="spellStart"/>
+      <w:r>
+        <w:rPr>
+          <w:color w:val="auto"/>
+        </w:rPr>
+        <w:t>ieee</w:t>
+      </w:r>
+      <w:proofErr w:type="spellEnd"/>
+      <w:r>
+        <w:rPr>
+          <w:color w:val="auto"/>
+        </w:rPr>
+        <w:t>;</w:t>
       </w:r>
     </w:p>
     <w:p>
@@ -3866,7 +4399,21 @@
         <w:rPr>
           <w:color w:val="auto"/>
         </w:rPr>
-        <w:t>ENTITY byte_inverter IS</w:t>
+        <w:t xml:space="preserve">ENTITY </w:t>
+      </w:r>
+      <w:proofErr w:type="spellStart"/>
+      <w:r>
+        <w:rPr>
+          <w:color w:val="auto"/>
+        </w:rPr>
+        <w:t>byte_inverter</w:t>
+      </w:r>
+      <w:proofErr w:type="spellEnd"/>
+      <w:r>
+        <w:rPr>
+          <w:color w:val="auto"/>
+        </w:rPr>
+        <w:t xml:space="preserve"> IS</w:t>
       </w:r>
     </w:p>
     <w:p>
@@ -3895,14 +4442,28 @@
           <w:color w:val="auto"/>
         </w:rPr>
         <w:lastRenderedPageBreak/>
-        <w:t xml:space="preserve">        data_</w:t>
+        <w:t xml:space="preserve">        </w:t>
+      </w:r>
+      <w:proofErr w:type="spellStart"/>
+      <w:r>
+        <w:rPr>
+          <w:color w:val="auto"/>
+        </w:rPr>
+        <w:t>data_</w:t>
       </w:r>
       <w:proofErr w:type="gramStart"/>
       <w:r>
         <w:rPr>
           <w:color w:val="auto"/>
         </w:rPr>
-        <w:t>in  :</w:t>
+        <w:t>in</w:t>
+      </w:r>
+      <w:proofErr w:type="spellEnd"/>
+      <w:r>
+        <w:rPr>
+          <w:color w:val="auto"/>
+        </w:rPr>
+        <w:t xml:space="preserve">  :</w:t>
       </w:r>
       <w:proofErr w:type="gramEnd"/>
       <w:r>
@@ -3951,14 +4512,28 @@
         <w:rPr>
           <w:color w:val="auto"/>
         </w:rPr>
-        <w:t xml:space="preserve">        data_</w:t>
+        <w:t xml:space="preserve">        </w:t>
+      </w:r>
+      <w:proofErr w:type="spellStart"/>
+      <w:r>
+        <w:rPr>
+          <w:color w:val="auto"/>
+        </w:rPr>
+        <w:t>data_</w:t>
       </w:r>
       <w:proofErr w:type="gramStart"/>
       <w:r>
         <w:rPr>
           <w:color w:val="auto"/>
         </w:rPr>
-        <w:t>out :</w:t>
+        <w:t>out</w:t>
+      </w:r>
+      <w:proofErr w:type="spellEnd"/>
+      <w:r>
+        <w:rPr>
+          <w:color w:val="auto"/>
+        </w:rPr>
+        <w:t xml:space="preserve"> :</w:t>
       </w:r>
       <w:proofErr w:type="gramEnd"/>
       <w:r>
@@ -4007,7 +4582,21 @@
         <w:rPr>
           <w:color w:val="auto"/>
         </w:rPr>
-        <w:t>END byte_inverter;</w:t>
+        <w:t xml:space="preserve">END </w:t>
+      </w:r>
+      <w:proofErr w:type="spellStart"/>
+      <w:r>
+        <w:rPr>
+          <w:color w:val="auto"/>
+        </w:rPr>
+        <w:t>byte_inverter</w:t>
+      </w:r>
+      <w:proofErr w:type="spellEnd"/>
+      <w:r>
+        <w:rPr>
+          <w:color w:val="auto"/>
+        </w:rPr>
+        <w:t>;</w:t>
       </w:r>
     </w:p>
     <w:p>
@@ -4029,7 +4618,21 @@
         <w:rPr>
           <w:color w:val="auto"/>
         </w:rPr>
-        <w:t>ARCHITECTURE Behavior OF byte_inverter IS</w:t>
+        <w:t xml:space="preserve">ARCHITECTURE Behavior OF </w:t>
+      </w:r>
+      <w:proofErr w:type="spellStart"/>
+      <w:r>
+        <w:rPr>
+          <w:color w:val="auto"/>
+        </w:rPr>
+        <w:t>byte_inverter</w:t>
+      </w:r>
+      <w:proofErr w:type="spellEnd"/>
+      <w:r>
+        <w:rPr>
+          <w:color w:val="auto"/>
+        </w:rPr>
+        <w:t xml:space="preserve"> IS</w:t>
       </w:r>
     </w:p>
     <w:p>
@@ -4078,18 +4681,40 @@
         </w:rPr>
         <w:t xml:space="preserve">    </w:t>
       </w:r>
-      <w:r>
-        <w:rPr>
-          <w:color w:val="auto"/>
-        </w:rPr>
-        <w:t>data_out &lt;= data_</w:t>
+      <w:proofErr w:type="spellStart"/>
+      <w:r>
+        <w:rPr>
+          <w:color w:val="auto"/>
+        </w:rPr>
+        <w:t>data_out</w:t>
+      </w:r>
+      <w:proofErr w:type="spellEnd"/>
+      <w:r>
+        <w:rPr>
+          <w:color w:val="auto"/>
+        </w:rPr>
+        <w:t xml:space="preserve"> &lt;= </w:t>
+      </w:r>
+      <w:proofErr w:type="spellStart"/>
+      <w:r>
+        <w:rPr>
+          <w:color w:val="auto"/>
+        </w:rPr>
+        <w:t>data_</w:t>
       </w:r>
       <w:proofErr w:type="gramStart"/>
       <w:r>
         <w:rPr>
           <w:color w:val="auto"/>
         </w:rPr>
-        <w:t>in(7  DOWNTO</w:t>
+        <w:t>in</w:t>
+      </w:r>
+      <w:proofErr w:type="spellEnd"/>
+      <w:r>
+        <w:rPr>
+          <w:color w:val="auto"/>
+        </w:rPr>
+        <w:t>(7  DOWNTO</w:t>
       </w:r>
       <w:proofErr w:type="gramEnd"/>
       <w:r>
@@ -4110,14 +4735,28 @@
         <w:rPr>
           <w:color w:val="auto"/>
         </w:rPr>
-        <w:t xml:space="preserve">                data_</w:t>
+        <w:t xml:space="preserve">                </w:t>
+      </w:r>
+      <w:proofErr w:type="spellStart"/>
+      <w:r>
+        <w:rPr>
+          <w:color w:val="auto"/>
+        </w:rPr>
+        <w:t>data_</w:t>
       </w:r>
       <w:proofErr w:type="gramStart"/>
       <w:r>
         <w:rPr>
           <w:color w:val="auto"/>
         </w:rPr>
-        <w:t>in(</w:t>
+        <w:t>in</w:t>
+      </w:r>
+      <w:proofErr w:type="spellEnd"/>
+      <w:r>
+        <w:rPr>
+          <w:color w:val="auto"/>
+        </w:rPr>
+        <w:t>(</w:t>
       </w:r>
       <w:proofErr w:type="gramEnd"/>
       <w:r>
@@ -4138,14 +4777,28 @@
         <w:rPr>
           <w:color w:val="auto"/>
         </w:rPr>
-        <w:t xml:space="preserve">                data_</w:t>
+        <w:t xml:space="preserve">                </w:t>
+      </w:r>
+      <w:proofErr w:type="spellStart"/>
+      <w:r>
+        <w:rPr>
+          <w:color w:val="auto"/>
+        </w:rPr>
+        <w:t>data_</w:t>
       </w:r>
       <w:proofErr w:type="gramStart"/>
       <w:r>
         <w:rPr>
           <w:color w:val="auto"/>
         </w:rPr>
-        <w:t>in(</w:t>
+        <w:t>in</w:t>
+      </w:r>
+      <w:proofErr w:type="spellEnd"/>
+      <w:r>
+        <w:rPr>
+          <w:color w:val="auto"/>
+        </w:rPr>
+        <w:t>(</w:t>
       </w:r>
       <w:proofErr w:type="gramEnd"/>
       <w:r>
@@ -4166,14 +4819,28 @@
         <w:rPr>
           <w:color w:val="auto"/>
         </w:rPr>
-        <w:t xml:space="preserve">                data_</w:t>
+        <w:t xml:space="preserve">                </w:t>
+      </w:r>
+      <w:proofErr w:type="spellStart"/>
+      <w:r>
+        <w:rPr>
+          <w:color w:val="auto"/>
+        </w:rPr>
+        <w:t>data_</w:t>
       </w:r>
       <w:proofErr w:type="gramStart"/>
       <w:r>
         <w:rPr>
           <w:color w:val="auto"/>
         </w:rPr>
-        <w:t>in(</w:t>
+        <w:t>in</w:t>
+      </w:r>
+      <w:proofErr w:type="spellEnd"/>
+      <w:r>
+        <w:rPr>
+          <w:color w:val="auto"/>
+        </w:rPr>
+        <w:t>(</w:t>
       </w:r>
       <w:proofErr w:type="gramEnd"/>
       <w:r>
@@ -4216,7 +4883,21 @@
         <w:rPr>
           <w:color w:val="auto"/>
         </w:rPr>
-        <w:t xml:space="preserve"> inversion par paires [Octet1|Octet0|Octet3|Octet2]</w:t>
+        <w:t xml:space="preserve"> inversion par </w:t>
+      </w:r>
+      <w:proofErr w:type="spellStart"/>
+      <w:r>
+        <w:rPr>
+          <w:color w:val="auto"/>
+        </w:rPr>
+        <w:t>paires</w:t>
+      </w:r>
+      <w:proofErr w:type="spellEnd"/>
+      <w:r>
+        <w:rPr>
+          <w:color w:val="auto"/>
+        </w:rPr>
+        <w:t xml:space="preserve"> [Octet1|Octet0|Octet3|Octet2]</w:t>
       </w:r>
     </w:p>
     <w:p>
@@ -4230,14 +4911,42 @@
         <w:rPr>
           <w:color w:val="auto"/>
         </w:rPr>
-        <w:t xml:space="preserve">    -- data_out &lt;= data_</w:t>
+        <w:t xml:space="preserve">    -- </w:t>
+      </w:r>
+      <w:proofErr w:type="spellStart"/>
+      <w:r>
+        <w:rPr>
+          <w:color w:val="auto"/>
+        </w:rPr>
+        <w:t>data_out</w:t>
+      </w:r>
+      <w:proofErr w:type="spellEnd"/>
+      <w:r>
+        <w:rPr>
+          <w:color w:val="auto"/>
+        </w:rPr>
+        <w:t xml:space="preserve"> &lt;= </w:t>
+      </w:r>
+      <w:proofErr w:type="spellStart"/>
+      <w:r>
+        <w:rPr>
+          <w:color w:val="auto"/>
+        </w:rPr>
+        <w:t>data_</w:t>
       </w:r>
       <w:proofErr w:type="gramStart"/>
       <w:r>
         <w:rPr>
           <w:color w:val="auto"/>
         </w:rPr>
-        <w:t>in(</w:t>
+        <w:t>in</w:t>
+      </w:r>
+      <w:proofErr w:type="spellEnd"/>
+      <w:r>
+        <w:rPr>
+          <w:color w:val="auto"/>
+        </w:rPr>
+        <w:t>(</w:t>
       </w:r>
       <w:proofErr w:type="gramEnd"/>
       <w:r>
@@ -4258,14 +4967,28 @@
         <w:rPr>
           <w:color w:val="auto"/>
         </w:rPr>
-        <w:t xml:space="preserve">    --             data_</w:t>
+        <w:t xml:space="preserve">    --             </w:t>
+      </w:r>
+      <w:proofErr w:type="spellStart"/>
+      <w:r>
+        <w:rPr>
+          <w:color w:val="auto"/>
+        </w:rPr>
+        <w:t>data_</w:t>
       </w:r>
       <w:proofErr w:type="gramStart"/>
       <w:r>
         <w:rPr>
           <w:color w:val="auto"/>
         </w:rPr>
-        <w:t>in(7  DOWNTO</w:t>
+        <w:t>in</w:t>
+      </w:r>
+      <w:proofErr w:type="spellEnd"/>
+      <w:r>
+        <w:rPr>
+          <w:color w:val="auto"/>
+        </w:rPr>
+        <w:t>(7  DOWNTO</w:t>
       </w:r>
       <w:proofErr w:type="gramEnd"/>
       <w:r>
@@ -4286,14 +5009,28 @@
         <w:rPr>
           <w:color w:val="auto"/>
         </w:rPr>
-        <w:t xml:space="preserve">    --             data_</w:t>
+        <w:t xml:space="preserve">    --             </w:t>
+      </w:r>
+      <w:proofErr w:type="spellStart"/>
+      <w:r>
+        <w:rPr>
+          <w:color w:val="auto"/>
+        </w:rPr>
+        <w:t>data_</w:t>
       </w:r>
       <w:proofErr w:type="gramStart"/>
       <w:r>
         <w:rPr>
           <w:color w:val="auto"/>
         </w:rPr>
-        <w:t>in(</w:t>
+        <w:t>in</w:t>
+      </w:r>
+      <w:proofErr w:type="spellEnd"/>
+      <w:r>
+        <w:rPr>
+          <w:color w:val="auto"/>
+        </w:rPr>
+        <w:t>(</w:t>
       </w:r>
       <w:proofErr w:type="gramEnd"/>
       <w:r>
@@ -4314,14 +5051,28 @@
         <w:rPr>
           <w:color w:val="auto"/>
         </w:rPr>
-        <w:t xml:space="preserve">    --             data_</w:t>
+        <w:t xml:space="preserve">    --             </w:t>
+      </w:r>
+      <w:proofErr w:type="spellStart"/>
+      <w:r>
+        <w:rPr>
+          <w:color w:val="auto"/>
+        </w:rPr>
+        <w:t>data_</w:t>
       </w:r>
       <w:proofErr w:type="gramStart"/>
       <w:r>
         <w:rPr>
           <w:color w:val="auto"/>
         </w:rPr>
-        <w:t>in(</w:t>
+        <w:t>in</w:t>
+      </w:r>
+      <w:proofErr w:type="spellEnd"/>
+      <w:r>
+        <w:rPr>
+          <w:color w:val="auto"/>
+        </w:rPr>
+        <w:t>(</w:t>
       </w:r>
       <w:proofErr w:type="gramEnd"/>
       <w:r>
@@ -4380,7 +5131,21 @@
         <w:rPr>
           <w:lang w:val="fr-FR"/>
         </w:rPr>
-        <w:t xml:space="preserve">Listez les interfaces avalon et les signaux de l’interface nécessaires pour que le processeur NIOS II puisse écrire un mot dans le registre du composant et lire le résultat ’. </w:t>
+        <w:t xml:space="preserve">Listez les interfaces </w:t>
+      </w:r>
+      <w:proofErr w:type="spellStart"/>
+      <w:r>
+        <w:rPr>
+          <w:lang w:val="fr-FR"/>
+        </w:rPr>
+        <w:t>avalon</w:t>
+      </w:r>
+      <w:proofErr w:type="spellEnd"/>
+      <w:r>
+        <w:rPr>
+          <w:lang w:val="fr-FR"/>
+        </w:rPr>
+        <w:t xml:space="preserve"> et les signaux de l’interface nécessaires pour que le processeur NIOS II puisse écrire un mot dans le registre du composant et lire le résultat ’. </w:t>
       </w:r>
       <w:r>
         <w:rPr>
@@ -4426,8 +5191,19 @@
           <w:color w:val="auto"/>
           <w:lang w:val="fr-FR"/>
         </w:rPr>
-        <w:t>Interfaces Avalon déclarées dans Qsys</w:t>
-      </w:r>
+        <w:t xml:space="preserve">Interfaces Avalon déclarées dans </w:t>
+      </w:r>
+      <w:proofErr w:type="spellStart"/>
+      <w:r>
+        <w:rPr>
+          <w:b/>
+          <w:bCs/>
+          <w:color w:val="auto"/>
+          <w:lang w:val="fr-FR"/>
+        </w:rPr>
+        <w:t>Qsys</w:t>
+      </w:r>
+      <w:proofErr w:type="spellEnd"/>
     </w:p>
     <w:tbl>
       <w:tblPr>
@@ -4551,6 +5327,7 @@
                 <w:lang w:val="fr-FR"/>
               </w:rPr>
             </w:pPr>
+            <w:proofErr w:type="spellStart"/>
             <w:proofErr w:type="gramStart"/>
             <w:r>
               <w:rPr>
@@ -4567,6 +5344,7 @@
               </w:rPr>
               <w:t>_sink</w:t>
             </w:r>
+            <w:proofErr w:type="spellEnd"/>
           </w:p>
         </w:tc>
         <w:tc>
@@ -4634,6 +5412,7 @@
                 <w:lang w:val="fr-FR"/>
               </w:rPr>
             </w:pPr>
+            <w:proofErr w:type="spellStart"/>
             <w:proofErr w:type="gramStart"/>
             <w:r>
               <w:rPr>
@@ -4650,6 +5429,7 @@
               </w:rPr>
               <w:t>_sink</w:t>
             </w:r>
+            <w:proofErr w:type="spellEnd"/>
           </w:p>
         </w:tc>
         <w:tc>
@@ -4777,7 +5557,23 @@
                 <w:color w:val="auto"/>
                 <w:lang w:val="fr-FR"/>
               </w:rPr>
-              <w:t>Accès lecture/écriture par le Nios II</w:t>
+              <w:t xml:space="preserve">Accès lecture/écriture par le </w:t>
+            </w:r>
+            <w:proofErr w:type="spellStart"/>
+            <w:r>
+              <w:rPr>
+                <w:color w:val="auto"/>
+                <w:lang w:val="fr-FR"/>
+              </w:rPr>
+              <w:t>Nios</w:t>
+            </w:r>
+            <w:proofErr w:type="spellEnd"/>
+            <w:r>
+              <w:rPr>
+                <w:color w:val="auto"/>
+                <w:lang w:val="fr-FR"/>
+              </w:rPr>
+              <w:t xml:space="preserve"> II</w:t>
             </w:r>
           </w:p>
         </w:tc>
@@ -4953,6 +5749,7 @@
                 <w:lang w:val="fr-FR"/>
               </w:rPr>
             </w:pPr>
+            <w:proofErr w:type="spellStart"/>
             <w:proofErr w:type="gramStart"/>
             <w:r>
               <w:rPr>
@@ -4961,6 +5758,7 @@
               </w:rPr>
               <w:t>clk</w:t>
             </w:r>
+            <w:proofErr w:type="spellEnd"/>
             <w:proofErr w:type="gramEnd"/>
           </w:p>
         </w:tc>
@@ -5052,6 +5850,7 @@
                 <w:lang w:val="fr-FR"/>
               </w:rPr>
             </w:pPr>
+            <w:proofErr w:type="spellStart"/>
             <w:proofErr w:type="gramStart"/>
             <w:r>
               <w:rPr>
@@ -5068,6 +5867,7 @@
               </w:rPr>
               <w:t>_n</w:t>
             </w:r>
+            <w:proofErr w:type="spellEnd"/>
           </w:p>
         </w:tc>
         <w:tc>
@@ -5257,6 +6057,7 @@
                 <w:lang w:val="fr-FR"/>
               </w:rPr>
             </w:pPr>
+            <w:proofErr w:type="spellStart"/>
             <w:proofErr w:type="gramStart"/>
             <w:r>
               <w:rPr>
@@ -5265,6 +6066,7 @@
               </w:rPr>
               <w:t>chipselect</w:t>
             </w:r>
+            <w:proofErr w:type="spellEnd"/>
             <w:proofErr w:type="gramEnd"/>
           </w:p>
         </w:tc>
@@ -5356,6 +6158,7 @@
                 <w:lang w:val="fr-FR"/>
               </w:rPr>
             </w:pPr>
+            <w:proofErr w:type="spellStart"/>
             <w:proofErr w:type="gramStart"/>
             <w:r>
               <w:rPr>
@@ -5364,6 +6167,7 @@
               </w:rPr>
               <w:t>write</w:t>
             </w:r>
+            <w:proofErr w:type="spellEnd"/>
             <w:proofErr w:type="gramEnd"/>
           </w:p>
         </w:tc>
@@ -5432,7 +6236,23 @@
                 <w:color w:val="auto"/>
                 <w:lang w:val="fr-FR"/>
               </w:rPr>
-              <w:t>Écriture du mot 32 bits par le Nios II</w:t>
+              <w:t xml:space="preserve">Écriture du mot 32 bits par le </w:t>
+            </w:r>
+            <w:proofErr w:type="spellStart"/>
+            <w:r>
+              <w:rPr>
+                <w:color w:val="auto"/>
+                <w:lang w:val="fr-FR"/>
+              </w:rPr>
+              <w:t>Nios</w:t>
+            </w:r>
+            <w:proofErr w:type="spellEnd"/>
+            <w:r>
+              <w:rPr>
+                <w:color w:val="auto"/>
+                <w:lang w:val="fr-FR"/>
+              </w:rPr>
+              <w:t xml:space="preserve"> II</w:t>
             </w:r>
           </w:p>
         </w:tc>
@@ -5455,6 +6275,7 @@
                 <w:lang w:val="fr-FR"/>
               </w:rPr>
             </w:pPr>
+            <w:proofErr w:type="spellStart"/>
             <w:proofErr w:type="gramStart"/>
             <w:r>
               <w:rPr>
@@ -5463,6 +6284,7 @@
               </w:rPr>
               <w:t>read</w:t>
             </w:r>
+            <w:proofErr w:type="spellEnd"/>
             <w:proofErr w:type="gramEnd"/>
           </w:p>
         </w:tc>
@@ -5531,7 +6353,23 @@
                 <w:color w:val="auto"/>
                 <w:lang w:val="fr-FR"/>
               </w:rPr>
-              <w:t>Lecture du résultat par le Nios II</w:t>
+              <w:t xml:space="preserve">Lecture du résultat par le </w:t>
+            </w:r>
+            <w:proofErr w:type="spellStart"/>
+            <w:r>
+              <w:rPr>
+                <w:color w:val="auto"/>
+                <w:lang w:val="fr-FR"/>
+              </w:rPr>
+              <w:t>Nios</w:t>
+            </w:r>
+            <w:proofErr w:type="spellEnd"/>
+            <w:r>
+              <w:rPr>
+                <w:color w:val="auto"/>
+                <w:lang w:val="fr-FR"/>
+              </w:rPr>
+              <w:t xml:space="preserve"> II</w:t>
             </w:r>
           </w:p>
         </w:tc>
@@ -5554,6 +6392,7 @@
                 <w:lang w:val="fr-FR"/>
               </w:rPr>
             </w:pPr>
+            <w:proofErr w:type="spellStart"/>
             <w:proofErr w:type="gramStart"/>
             <w:r>
               <w:rPr>
@@ -5562,6 +6401,7 @@
               </w:rPr>
               <w:t>writedata</w:t>
             </w:r>
+            <w:proofErr w:type="spellEnd"/>
             <w:proofErr w:type="gramEnd"/>
           </w:p>
         </w:tc>
@@ -5653,6 +6493,7 @@
                 <w:lang w:val="fr-FR"/>
               </w:rPr>
             </w:pPr>
+            <w:proofErr w:type="spellStart"/>
             <w:proofErr w:type="gramStart"/>
             <w:r>
               <w:rPr>
@@ -5662,6 +6503,7 @@
               <w:lastRenderedPageBreak/>
               <w:t>byteenable</w:t>
             </w:r>
+            <w:proofErr w:type="spellEnd"/>
             <w:proofErr w:type="gramEnd"/>
           </w:p>
         </w:tc>
@@ -5753,6 +6595,7 @@
                 <w:lang w:val="fr-FR"/>
               </w:rPr>
             </w:pPr>
+            <w:proofErr w:type="spellStart"/>
             <w:proofErr w:type="gramStart"/>
             <w:r>
               <w:rPr>
@@ -5761,6 +6604,7 @@
               </w:rPr>
               <w:t>readdata</w:t>
             </w:r>
+            <w:proofErr w:type="spellEnd"/>
             <w:proofErr w:type="gramEnd"/>
           </w:p>
         </w:tc>
@@ -5829,7 +6673,23 @@
                 <w:color w:val="auto"/>
                 <w:lang w:val="fr-FR"/>
               </w:rPr>
-              <w:t>Résultat inversé renvoyé au Nios II</w:t>
+              <w:t xml:space="preserve">Résultat inversé renvoyé au </w:t>
+            </w:r>
+            <w:proofErr w:type="spellStart"/>
+            <w:r>
+              <w:rPr>
+                <w:color w:val="auto"/>
+                <w:lang w:val="fr-FR"/>
+              </w:rPr>
+              <w:t>Nios</w:t>
+            </w:r>
+            <w:proofErr w:type="spellEnd"/>
+            <w:r>
+              <w:rPr>
+                <w:color w:val="auto"/>
+                <w:lang w:val="fr-FR"/>
+              </w:rPr>
+              <w:t xml:space="preserve"> II</w:t>
             </w:r>
           </w:p>
         </w:tc>
@@ -6155,12 +7015,20 @@
         </w:rPr>
         <w:t xml:space="preserve"> Identifiez le ou les type(s) d’interface sur les chronogrammes suivants. Expliquez les séquences d’échanges mises en </w:t>
       </w:r>
+      <w:proofErr w:type="spellStart"/>
       <w:proofErr w:type="gramStart"/>
       <w:r>
         <w:rPr>
           <w:lang w:val="fr-FR"/>
         </w:rPr>
-        <w:t xml:space="preserve">oeuvre  </w:t>
+        <w:t>oeuvre</w:t>
+      </w:r>
+      <w:proofErr w:type="spellEnd"/>
+      <w:r>
+        <w:rPr>
+          <w:lang w:val="fr-FR"/>
+        </w:rPr>
+        <w:t xml:space="preserve">  </w:t>
       </w:r>
       <w:r>
         <w:rPr>
@@ -6229,7 +7097,27 @@
           <w:color w:val="auto"/>
           <w:lang w:val="fr-FR"/>
         </w:rPr>
-        <w:t xml:space="preserve"> Point de vue MASTER (Nios II)</w:t>
+        <w:t xml:space="preserve"> Point de vue MASTER (</w:t>
+      </w:r>
+      <w:proofErr w:type="spellStart"/>
+      <w:r>
+        <w:rPr>
+          <w:b/>
+          <w:bCs/>
+          <w:color w:val="auto"/>
+          <w:lang w:val="fr-FR"/>
+        </w:rPr>
+        <w:t>Nios</w:t>
+      </w:r>
+      <w:proofErr w:type="spellEnd"/>
+      <w:r>
+        <w:rPr>
+          <w:b/>
+          <w:bCs/>
+          <w:color w:val="auto"/>
+          <w:lang w:val="fr-FR"/>
+        </w:rPr>
+        <w:t xml:space="preserve"> II)</w:t>
       </w:r>
     </w:p>
     <w:p>
@@ -6275,8 +7163,17 @@
           <w:color w:val="auto"/>
           <w:lang w:val="fr-FR"/>
         </w:rPr>
-        <w:t xml:space="preserve"> Lecture avec waitrequest</w:t>
-      </w:r>
+        <w:t xml:space="preserve"> Lecture avec </w:t>
+      </w:r>
+      <w:proofErr w:type="spellStart"/>
+      <w:r>
+        <w:rPr>
+          <w:color w:val="auto"/>
+          <w:lang w:val="fr-FR"/>
+        </w:rPr>
+        <w:t>waitrequest</w:t>
+      </w:r>
+      <w:proofErr w:type="spellEnd"/>
     </w:p>
     <w:p>
       <w:pPr>
@@ -6295,8 +7192,17 @@
           <w:color w:val="auto"/>
           <w:lang w:val="fr-FR"/>
         </w:rPr>
-        <w:t>Master pose address + active read</w:t>
-      </w:r>
+        <w:t xml:space="preserve">Master pose address + active </w:t>
+      </w:r>
+      <w:proofErr w:type="spellStart"/>
+      <w:r>
+        <w:rPr>
+          <w:color w:val="auto"/>
+          <w:lang w:val="fr-FR"/>
+        </w:rPr>
+        <w:t>read</w:t>
+      </w:r>
+      <w:proofErr w:type="spellEnd"/>
     </w:p>
     <w:p>
       <w:pPr>
@@ -6315,7 +7221,23 @@
           <w:color w:val="auto"/>
           <w:lang w:val="fr-FR"/>
         </w:rPr>
-        <w:t>Slave lève waitrequest → le master est gelé, il maintient ses signaux</w:t>
+        <w:t xml:space="preserve">Slave lève </w:t>
+      </w:r>
+      <w:proofErr w:type="spellStart"/>
+      <w:r>
+        <w:rPr>
+          <w:color w:val="auto"/>
+          <w:lang w:val="fr-FR"/>
+        </w:rPr>
+        <w:t>waitrequest</w:t>
+      </w:r>
+      <w:proofErr w:type="spellEnd"/>
+      <w:r>
+        <w:rPr>
+          <w:color w:val="auto"/>
+          <w:lang w:val="fr-FR"/>
+        </w:rPr>
+        <w:t xml:space="preserve"> → le master est gelé, il maintient ses signaux</w:t>
       </w:r>
     </w:p>
     <w:p>
@@ -6335,7 +7257,23 @@
           <w:color w:val="auto"/>
           <w:lang w:val="fr-FR"/>
         </w:rPr>
-        <w:t>À T2, waitrequest redescend → transaction acceptée</w:t>
+        <w:t xml:space="preserve">À T2, </w:t>
+      </w:r>
+      <w:proofErr w:type="spellStart"/>
+      <w:r>
+        <w:rPr>
+          <w:color w:val="auto"/>
+          <w:lang w:val="fr-FR"/>
+        </w:rPr>
+        <w:t>waitrequest</w:t>
+      </w:r>
+      <w:proofErr w:type="spellEnd"/>
+      <w:r>
+        <w:rPr>
+          <w:color w:val="auto"/>
+          <w:lang w:val="fr-FR"/>
+        </w:rPr>
+        <w:t xml:space="preserve"> redescend → transaction acceptée</w:t>
       </w:r>
     </w:p>
     <w:p>
@@ -6350,6 +7288,7 @@
           <w:lang w:val="fr-FR"/>
         </w:rPr>
       </w:pPr>
+      <w:proofErr w:type="spellStart"/>
       <w:proofErr w:type="gramStart"/>
       <w:r>
         <w:rPr>
@@ -6358,6 +7297,7 @@
         </w:rPr>
         <w:t>readdata</w:t>
       </w:r>
+      <w:proofErr w:type="spellEnd"/>
       <w:proofErr w:type="gramEnd"/>
       <w:r>
         <w:rPr>
@@ -6394,8 +7334,17 @@
           <w:color w:val="auto"/>
           <w:lang w:val="fr-FR"/>
         </w:rPr>
-        <w:t xml:space="preserve"> Lecture sans waitrequest</w:t>
-      </w:r>
+        <w:t xml:space="preserve"> Lecture sans </w:t>
+      </w:r>
+      <w:proofErr w:type="spellStart"/>
+      <w:r>
+        <w:rPr>
+          <w:color w:val="auto"/>
+          <w:lang w:val="fr-FR"/>
+        </w:rPr>
+        <w:t>waitrequest</w:t>
+      </w:r>
+      <w:proofErr w:type="spellEnd"/>
     </w:p>
     <w:p>
       <w:pPr>
@@ -6429,6 +7378,7 @@
           <w:lang w:val="fr-FR"/>
         </w:rPr>
       </w:pPr>
+      <w:proofErr w:type="spellStart"/>
       <w:proofErr w:type="gramStart"/>
       <w:r>
         <w:rPr>
@@ -6437,6 +7387,7 @@
         </w:rPr>
         <w:t>waitrequest</w:t>
       </w:r>
+      <w:proofErr w:type="spellEnd"/>
       <w:proofErr w:type="gramEnd"/>
       <w:r>
         <w:rPr>
@@ -6458,6 +7409,7 @@
           <w:lang w:val="fr-FR"/>
         </w:rPr>
       </w:pPr>
+      <w:proofErr w:type="spellStart"/>
       <w:proofErr w:type="gramStart"/>
       <w:r>
         <w:rPr>
@@ -6466,6 +7418,7 @@
         </w:rPr>
         <w:t>readdata</w:t>
       </w:r>
+      <w:proofErr w:type="spellEnd"/>
       <w:proofErr w:type="gramEnd"/>
       <w:r>
         <w:rPr>
@@ -6520,7 +7473,21 @@
         <w:rPr>
           <w:color w:val="auto"/>
         </w:rPr>
-        <w:t>Master pose address + writedata + active write</w:t>
+        <w:t xml:space="preserve">Master pose address + </w:t>
+      </w:r>
+      <w:proofErr w:type="spellStart"/>
+      <w:r>
+        <w:rPr>
+          <w:color w:val="auto"/>
+        </w:rPr>
+        <w:t>writedata</w:t>
+      </w:r>
+      <w:proofErr w:type="spellEnd"/>
+      <w:r>
+        <w:rPr>
+          <w:color w:val="auto"/>
+        </w:rPr>
+        <w:t xml:space="preserve"> + active write</w:t>
       </w:r>
     </w:p>
     <w:p>
@@ -6540,7 +7507,23 @@
           <w:color w:val="auto"/>
           <w:lang w:val="fr-FR"/>
         </w:rPr>
-        <w:t>Pas de waitrequest → écriture en 1 cycle</w:t>
+        <w:t xml:space="preserve">Pas de </w:t>
+      </w:r>
+      <w:proofErr w:type="spellStart"/>
+      <w:r>
+        <w:rPr>
+          <w:color w:val="auto"/>
+          <w:lang w:val="fr-FR"/>
+        </w:rPr>
+        <w:t>waitrequest</w:t>
+      </w:r>
+      <w:proofErr w:type="spellEnd"/>
+      <w:r>
+        <w:rPr>
+          <w:color w:val="auto"/>
+          <w:lang w:val="fr-FR"/>
+        </w:rPr>
+        <w:t xml:space="preserve"> → écriture en 1 cycle</w:t>
       </w:r>
     </w:p>
     <w:p>
@@ -6594,7 +7577,23 @@
           <w:color w:val="auto"/>
           <w:lang w:val="fr-FR"/>
         </w:rPr>
-        <w:t>Même séquence mais avec chipselect visible :</w:t>
+        <w:t xml:space="preserve">Même séquence mais avec </w:t>
+      </w:r>
+      <w:proofErr w:type="spellStart"/>
+      <w:r>
+        <w:rPr>
+          <w:color w:val="auto"/>
+          <w:lang w:val="fr-FR"/>
+        </w:rPr>
+        <w:t>chipselect</w:t>
+      </w:r>
+      <w:proofErr w:type="spellEnd"/>
+      <w:r>
+        <w:rPr>
+          <w:color w:val="auto"/>
+          <w:lang w:val="fr-FR"/>
+        </w:rPr>
+        <w:t xml:space="preserve"> visible :</w:t>
       </w:r>
     </w:p>
     <w:p>
@@ -6612,8 +7611,19 @@
           <w:color w:val="auto"/>
           <w:lang w:val="fr-FR"/>
         </w:rPr>
-        <w:t>Signal supplémentaire : chipselect</w:t>
-      </w:r>
+        <w:t xml:space="preserve">Signal supplémentaire : </w:t>
+      </w:r>
+      <w:proofErr w:type="spellStart"/>
+      <w:r>
+        <w:rPr>
+          <w:b/>
+          <w:bCs/>
+          <w:color w:val="auto"/>
+          <w:lang w:val="fr-FR"/>
+        </w:rPr>
+        <w:t>chipselect</w:t>
+      </w:r>
+      <w:proofErr w:type="spellEnd"/>
     </w:p>
     <w:p>
       <w:pPr>
@@ -6984,7 +7994,21 @@
         <w:rPr>
           <w:lang w:val="fr-FR"/>
         </w:rPr>
-        <w:t xml:space="preserve">Implémenter cet IP core et le valider sous une approche HAL dans un projet Quartus. Copie d’écran des résultats obtenus </w:t>
+        <w:t xml:space="preserve">Implémenter cet IP </w:t>
+      </w:r>
+      <w:proofErr w:type="spellStart"/>
+      <w:r>
+        <w:rPr>
+          <w:lang w:val="fr-FR"/>
+        </w:rPr>
+        <w:t>core</w:t>
+      </w:r>
+      <w:proofErr w:type="spellEnd"/>
+      <w:r>
+        <w:rPr>
+          <w:lang w:val="fr-FR"/>
+        </w:rPr>
+        <w:t xml:space="preserve"> et le valider sous une approche HAL dans un projet Quartus. Copie d’écran des résultats obtenus </w:t>
       </w:r>
       <w:r>
         <w:rPr>
@@ -7188,6 +8212,7 @@
                 <w:lang w:val="fr-FR"/>
               </w:rPr>
             </w:pPr>
+            <w:proofErr w:type="spellStart"/>
             <w:proofErr w:type="gramStart"/>
             <w:r>
               <w:rPr>
@@ -7200,7 +8225,14 @@
               <w:rPr>
                 <w:lang w:val="fr-FR"/>
               </w:rPr>
-              <w:t xml:space="preserve">_input </w:t>
+              <w:t>_input</w:t>
+            </w:r>
+            <w:proofErr w:type="spellEnd"/>
+            <w:r>
+              <w:rPr>
+                <w:lang w:val="fr-FR"/>
+              </w:rPr>
+              <w:t xml:space="preserve"> </w:t>
             </w:r>
             <w:r>
               <w:rPr>
@@ -7279,6 +8311,7 @@
                 <w:lang w:val="fr-FR"/>
               </w:rPr>
             </w:pPr>
+            <w:proofErr w:type="spellStart"/>
             <w:proofErr w:type="gramStart"/>
             <w:r>
               <w:rPr>
@@ -7291,7 +8324,14 @@
               <w:rPr>
                 <w:lang w:val="fr-FR"/>
               </w:rPr>
-              <w:t xml:space="preserve">_sel  </w:t>
+              <w:t>_sel</w:t>
+            </w:r>
+            <w:proofErr w:type="spellEnd"/>
+            <w:r>
+              <w:rPr>
+                <w:lang w:val="fr-FR"/>
+              </w:rPr>
+              <w:t xml:space="preserve">  </w:t>
             </w:r>
             <w:r>
               <w:rPr>
@@ -7370,6 +8410,7 @@
                 <w:lang w:val="fr-FR"/>
               </w:rPr>
             </w:pPr>
+            <w:proofErr w:type="spellStart"/>
             <w:proofErr w:type="gramStart"/>
             <w:r>
               <w:rPr>
@@ -7382,7 +8423,14 @@
               <w:rPr>
                 <w:lang w:val="fr-FR"/>
               </w:rPr>
-              <w:t xml:space="preserve">_output </w:t>
+              <w:t>_output</w:t>
+            </w:r>
+            <w:proofErr w:type="spellEnd"/>
+            <w:r>
+              <w:rPr>
+                <w:lang w:val="fr-FR"/>
+              </w:rPr>
+              <w:t xml:space="preserve"> </w:t>
             </w:r>
             <w:r>
               <w:rPr>
@@ -7431,7 +8479,49 @@
         <w:rPr>
           <w:lang w:val="fr-FR"/>
         </w:rPr>
-        <w:t xml:space="preserve">Test Byte Inverter avec selecteur : Entree : 0x12345678 </w:t>
+        <w:t xml:space="preserve">Test Byte </w:t>
+      </w:r>
+      <w:proofErr w:type="spellStart"/>
+      <w:r>
+        <w:rPr>
+          <w:lang w:val="fr-FR"/>
+        </w:rPr>
+        <w:t>Inverter</w:t>
+      </w:r>
+      <w:proofErr w:type="spellEnd"/>
+      <w:r>
+        <w:rPr>
+          <w:lang w:val="fr-FR"/>
+        </w:rPr>
+        <w:t xml:space="preserve"> avec </w:t>
+      </w:r>
+      <w:proofErr w:type="spellStart"/>
+      <w:r>
+        <w:rPr>
+          <w:lang w:val="fr-FR"/>
+        </w:rPr>
+        <w:t>selecteur</w:t>
+      </w:r>
+      <w:proofErr w:type="spellEnd"/>
+      <w:r>
+        <w:rPr>
+          <w:lang w:val="fr-FR"/>
+        </w:rPr>
+        <w:t xml:space="preserve"> : </w:t>
+      </w:r>
+      <w:proofErr w:type="spellStart"/>
+      <w:r>
+        <w:rPr>
+          <w:lang w:val="fr-FR"/>
+        </w:rPr>
+        <w:t>Entree</w:t>
+      </w:r>
+      <w:proofErr w:type="spellEnd"/>
+      <w:r>
+        <w:rPr>
+          <w:lang w:val="fr-FR"/>
+        </w:rPr>
+        <w:t xml:space="preserve"> : 0x12345678 </w:t>
       </w:r>
     </w:p>
     <w:p>
@@ -7458,7 +8548,21 @@
         <w:rPr>
           <w:lang w:val="fr-FR"/>
         </w:rPr>
-        <w:t xml:space="preserve"> Inversion complete : OK </w:t>
+        <w:t xml:space="preserve"> Inversion </w:t>
+      </w:r>
+      <w:proofErr w:type="spellStart"/>
+      <w:r>
+        <w:rPr>
+          <w:lang w:val="fr-FR"/>
+        </w:rPr>
+        <w:t>complete</w:t>
+      </w:r>
+      <w:proofErr w:type="spellEnd"/>
+      <w:r>
+        <w:rPr>
+          <w:lang w:val="fr-FR"/>
+        </w:rPr>
+        <w:t xml:space="preserve"> : OK </w:t>
       </w:r>
     </w:p>
     <w:p>
@@ -7471,12 +8575,13 @@
       </w:pPr>
       <w:r>
         <w:rPr>
+          <w:noProof/>
           <w:lang w:val="fr-FR"/>
         </w:rPr>
         <w:drawing>
-          <wp:inline distT="0" distB="0" distL="0" distR="0" wp14:anchorId="469BA1C1" wp14:editId="5B9932EB">
-            <wp:extent cx="2347163" cy="358171"/>
-            <wp:effectExtent l="0" t="0" r="0" b="3810"/>
+          <wp:inline distT="0" distB="0" distL="0" distR="0" wp14:anchorId="469BA1C1" wp14:editId="1E692441">
+            <wp:extent cx="2689860" cy="410466"/>
+            <wp:effectExtent l="0" t="0" r="0" b="8890"/>
             <wp:docPr id="47406252" name="Image 1"/>
             <wp:cNvGraphicFramePr>
               <a:graphicFrameLocks xmlns:a="http://schemas.openxmlformats.org/drawingml/2006/main" noChangeAspect="1"/>
@@ -7497,7 +8602,7 @@
                   <pic:spPr>
                     <a:xfrm>
                       <a:off x="0" y="0"/>
-                      <a:ext cx="2347163" cy="358171"/>
+                      <a:ext cx="2754056" cy="420262"/>
                     </a:xfrm>
                     <a:prstGeom prst="rect">
                       <a:avLst/>
@@ -7564,8 +8669,8 @@
           <w:noProof/>
         </w:rPr>
         <w:drawing>
-          <wp:inline distT="0" distB="0" distL="0" distR="0" wp14:anchorId="472D55C8" wp14:editId="3140A675">
-            <wp:extent cx="2904762" cy="638095"/>
+          <wp:inline distT="0" distB="0" distL="0" distR="0" wp14:anchorId="472D55C8" wp14:editId="1F7B729C">
+            <wp:extent cx="2712720" cy="595908"/>
             <wp:effectExtent l="0" t="0" r="0" b="0"/>
             <wp:docPr id="786851215" name="Image 1"/>
             <wp:cNvGraphicFramePr>
@@ -7587,7 +8692,7 @@
                   <pic:spPr>
                     <a:xfrm>
                       <a:off x="0" y="0"/>
-                      <a:ext cx="2904762" cy="638095"/>
+                      <a:ext cx="2727649" cy="599188"/>
                     </a:xfrm>
                     <a:prstGeom prst="rect">
                       <a:avLst/>
@@ -7609,6 +8714,7 @@
       </w:pPr>
       <w:r>
         <w:rPr>
+          <w:noProof/>
           <w:color w:val="E2E8F0"/>
           <w:lang w:val="fr-FR"/>
         </w:rPr>
@@ -7720,7 +8826,27 @@
           <w:lang w:val="fr-FR"/>
         </w:rPr>
         <w:lastRenderedPageBreak/>
-        <w:t>Partie 6 — Evolution des SoCs (5 points)</w:t>
+        <w:t xml:space="preserve">Partie 6 — Evolution des </w:t>
+      </w:r>
+      <w:proofErr w:type="spellStart"/>
+      <w:r>
+        <w:rPr>
+          <w:b/>
+          <w:color w:val="1A365D"/>
+          <w:sz w:val="24"/>
+          <w:lang w:val="fr-FR"/>
+        </w:rPr>
+        <w:t>SoCs</w:t>
+      </w:r>
+      <w:proofErr w:type="spellEnd"/>
+      <w:r>
+        <w:rPr>
+          <w:b/>
+          <w:color w:val="1A365D"/>
+          <w:sz w:val="24"/>
+          <w:lang w:val="fr-FR"/>
+        </w:rPr>
+        <w:t xml:space="preserve"> (5 points)</w:t>
       </w:r>
     </w:p>
     <w:p>
@@ -7741,7 +8867,49 @@
         <w:rPr>
           <w:lang w:val="fr-FR"/>
         </w:rPr>
-        <w:t xml:space="preserve">Définissez le concept de Chiplet et expliquez en deux arguments pourquoi l'industrie des semi-conducteurs a progressivement abandonné l'intégration SoC monolithique pour cette approche. Illustrez votre réponse en vous appuyant sur l’illustration suivantr </w:t>
+        <w:t xml:space="preserve">Définissez le concept de </w:t>
+      </w:r>
+      <w:proofErr w:type="spellStart"/>
+      <w:r>
+        <w:rPr>
+          <w:lang w:val="fr-FR"/>
+        </w:rPr>
+        <w:t>Chiplet</w:t>
+      </w:r>
+      <w:proofErr w:type="spellEnd"/>
+      <w:r>
+        <w:rPr>
+          <w:lang w:val="fr-FR"/>
+        </w:rPr>
+        <w:t xml:space="preserve"> et expliquez en deux arguments pourquoi l'industrie des semi-conducteurs a progressivement abandonné l'intégration </w:t>
+      </w:r>
+      <w:proofErr w:type="spellStart"/>
+      <w:r>
+        <w:rPr>
+          <w:lang w:val="fr-FR"/>
+        </w:rPr>
+        <w:t>SoC</w:t>
+      </w:r>
+      <w:proofErr w:type="spellEnd"/>
+      <w:r>
+        <w:rPr>
+          <w:lang w:val="fr-FR"/>
+        </w:rPr>
+        <w:t xml:space="preserve"> monolithique pour cette approche. Illustrez votre réponse en vous appuyant sur l’illustration </w:t>
+      </w:r>
+      <w:proofErr w:type="spellStart"/>
+      <w:r>
+        <w:rPr>
+          <w:lang w:val="fr-FR"/>
+        </w:rPr>
+        <w:t>suivantr</w:t>
+      </w:r>
+      <w:proofErr w:type="spellEnd"/>
+      <w:r>
+        <w:rPr>
+          <w:lang w:val="fr-FR"/>
+        </w:rPr>
+        <w:t xml:space="preserve"> </w:t>
       </w:r>
       <w:r>
         <w:rPr>
@@ -7967,7 +9135,43 @@
           <w:color w:val="1A365D"/>
           <w:lang w:val="fr-FR"/>
         </w:rPr>
-        <w:t>Un Chiplet est un petit die spécialisé fabriqué indépendamment, puis assemblé avec d'autres Chiplets sur un substrat de packaging commun pour former un système complet.</w:t>
+        <w:t xml:space="preserve">Un </w:t>
+      </w:r>
+      <w:proofErr w:type="spellStart"/>
+      <w:r>
+        <w:rPr>
+          <w:bCs/>
+          <w:color w:val="1A365D"/>
+          <w:lang w:val="fr-FR"/>
+        </w:rPr>
+        <w:t>Chiplet</w:t>
+      </w:r>
+      <w:proofErr w:type="spellEnd"/>
+      <w:r>
+        <w:rPr>
+          <w:bCs/>
+          <w:color w:val="1A365D"/>
+          <w:lang w:val="fr-FR"/>
+        </w:rPr>
+        <w:t xml:space="preserve"> est un petit die spécialisé fabriqué indépendamment, puis assemblé avec d'autres </w:t>
+      </w:r>
+      <w:proofErr w:type="spellStart"/>
+      <w:r>
+        <w:rPr>
+          <w:bCs/>
+          <w:color w:val="1A365D"/>
+          <w:lang w:val="fr-FR"/>
+        </w:rPr>
+        <w:t>Chiplets</w:t>
+      </w:r>
+      <w:proofErr w:type="spellEnd"/>
+      <w:r>
+        <w:rPr>
+          <w:bCs/>
+          <w:color w:val="1A365D"/>
+          <w:lang w:val="fr-FR"/>
+        </w:rPr>
+        <w:t xml:space="preserve"> sur un substrat de packaging commun pour former un système complet.</w:t>
       </w:r>
     </w:p>
     <w:p>
@@ -8026,7 +9230,61 @@
           <w:color w:val="1A365D"/>
           <w:lang w:val="fr-FR"/>
         </w:rPr>
-        <w:t>Plus un die est grand, plus il risque de contenir un défaut de fabrication → rendement faible. Avec les Chiplets, un défaut ne rejette qu'un seul petit die au lieu du système entier. De plus, chaque Chiplet est gravé à la finesse optimale pour sa fonction (7nm pour le CPU, 28nm pour la connectivité) plutôt que tout graver en 7nm coûteux.</w:t>
+        <w:t xml:space="preserve">Plus un </w:t>
+      </w:r>
+      <w:proofErr w:type="spellStart"/>
+      <w:r>
+        <w:rPr>
+          <w:bCs/>
+          <w:color w:val="1A365D"/>
+          <w:lang w:val="fr-FR"/>
+        </w:rPr>
+        <w:t>die</w:t>
+      </w:r>
+      <w:proofErr w:type="spellEnd"/>
+      <w:r>
+        <w:rPr>
+          <w:bCs/>
+          <w:color w:val="1A365D"/>
+          <w:lang w:val="fr-FR"/>
+        </w:rPr>
+        <w:t xml:space="preserve"> est grand, plus il risque de contenir un défaut de fabrication → rendement faible. Avec les </w:t>
+      </w:r>
+      <w:proofErr w:type="spellStart"/>
+      <w:r>
+        <w:rPr>
+          <w:bCs/>
+          <w:color w:val="1A365D"/>
+          <w:lang w:val="fr-FR"/>
+        </w:rPr>
+        <w:t>Chiplets</w:t>
+      </w:r>
+      <w:proofErr w:type="spellEnd"/>
+      <w:r>
+        <w:rPr>
+          <w:bCs/>
+          <w:color w:val="1A365D"/>
+          <w:lang w:val="fr-FR"/>
+        </w:rPr>
+        <w:t xml:space="preserve">, un défaut ne rejette qu'un seul petit die au lieu du système entier. De plus, chaque </w:t>
+      </w:r>
+      <w:proofErr w:type="spellStart"/>
+      <w:r>
+        <w:rPr>
+          <w:bCs/>
+          <w:color w:val="1A365D"/>
+          <w:lang w:val="fr-FR"/>
+        </w:rPr>
+        <w:t>Chiplet</w:t>
+      </w:r>
+      <w:proofErr w:type="spellEnd"/>
+      <w:r>
+        <w:rPr>
+          <w:bCs/>
+          <w:color w:val="1A365D"/>
+          <w:lang w:val="fr-FR"/>
+        </w:rPr>
+        <w:t xml:space="preserve"> est gravé à la finesse optimale pour sa fonction (7nm pour le CPU, 28nm pour la connectivité) plutôt que tout graver en 7nm coûteux.</w:t>
       </w:r>
     </w:p>
     <w:p>
@@ -8076,7 +9334,25 @@
           <w:color w:val="1A365D"/>
           <w:lang w:val="fr-FR"/>
         </w:rPr>
-        <w:t>Un SoC monolithique impose un seul matériau. L'illustration montre que certaines fonctions nécessitent des matériaux incompatibles en gravure commune :</w:t>
+        <w:t xml:space="preserve">Un </w:t>
+      </w:r>
+      <w:proofErr w:type="spellStart"/>
+      <w:r>
+        <w:rPr>
+          <w:bCs/>
+          <w:color w:val="1A365D"/>
+          <w:lang w:val="fr-FR"/>
+        </w:rPr>
+        <w:t>SoC</w:t>
+      </w:r>
+      <w:proofErr w:type="spellEnd"/>
+      <w:r>
+        <w:rPr>
+          <w:bCs/>
+          <w:color w:val="1A365D"/>
+          <w:lang w:val="fr-FR"/>
+        </w:rPr>
+        <w:t xml:space="preserve"> monolithique impose un seul matériau. L'illustration montre que certaines fonctions nécessitent des matériaux incompatibles en gravure commune :</w:t>
       </w:r>
     </w:p>
     <w:p>
@@ -8112,13 +9388,23 @@
           <w:lang w:val="fr-FR"/>
         </w:rPr>
       </w:pPr>
+      <w:proofErr w:type="spellStart"/>
       <w:r>
         <w:rPr>
           <w:bCs/>
           <w:color w:val="1A365D"/>
           <w:lang w:val="fr-FR"/>
         </w:rPr>
-        <w:t>GaN → amplification RF</w:t>
+        <w:t>GaN</w:t>
+      </w:r>
+      <w:proofErr w:type="spellEnd"/>
+      <w:r>
+        <w:rPr>
+          <w:bCs/>
+          <w:color w:val="1A365D"/>
+          <w:lang w:val="fr-FR"/>
+        </w:rPr>
+        <w:t xml:space="preserve"> → amplification RF</w:t>
       </w:r>
     </w:p>
     <w:p>
@@ -8133,13 +9419,23 @@
           <w:lang w:val="fr-FR"/>
         </w:rPr>
       </w:pPr>
+      <w:proofErr w:type="spellStart"/>
       <w:r>
         <w:rPr>
           <w:bCs/>
           <w:color w:val="1A365D"/>
           <w:lang w:val="fr-FR"/>
         </w:rPr>
-        <w:t>SiC → haute tension</w:t>
+        <w:t>SiC</w:t>
+      </w:r>
+      <w:proofErr w:type="spellEnd"/>
+      <w:r>
+        <w:rPr>
+          <w:bCs/>
+          <w:color w:val="1A365D"/>
+          <w:lang w:val="fr-FR"/>
+        </w:rPr>
+        <w:t xml:space="preserve"> → haute tension</w:t>
       </w:r>
     </w:p>
     <w:p>
@@ -8154,13 +9450,23 @@
           <w:lang w:val="fr-FR"/>
         </w:rPr>
       </w:pPr>
+      <w:proofErr w:type="spellStart"/>
       <w:r>
         <w:rPr>
           <w:bCs/>
           <w:color w:val="1A365D"/>
           <w:lang w:val="fr-FR"/>
         </w:rPr>
-        <w:t>InP → optique</w:t>
+        <w:t>InP</w:t>
+      </w:r>
+      <w:proofErr w:type="spellEnd"/>
+      <w:r>
+        <w:rPr>
+          <w:bCs/>
+          <w:color w:val="1A365D"/>
+          <w:lang w:val="fr-FR"/>
+        </w:rPr>
+        <w:t xml:space="preserve"> → optique</w:t>
       </w:r>
     </w:p>
     <w:p>
@@ -8177,7 +9483,25 @@
           <w:color w:val="1A365D"/>
           <w:lang w:val="fr-FR"/>
         </w:rPr>
-        <w:t>Les Chiplets permettent d'assembler ces technologies différentes sur un même substrat via des micro-bosses et billes BGA.</w:t>
+        <w:t xml:space="preserve">Les </w:t>
+      </w:r>
+      <w:proofErr w:type="spellStart"/>
+      <w:r>
+        <w:rPr>
+          <w:bCs/>
+          <w:color w:val="1A365D"/>
+          <w:lang w:val="fr-FR"/>
+        </w:rPr>
+        <w:t>Chiplets</w:t>
+      </w:r>
+      <w:proofErr w:type="spellEnd"/>
+      <w:r>
+        <w:rPr>
+          <w:bCs/>
+          <w:color w:val="1A365D"/>
+          <w:lang w:val="fr-FR"/>
+        </w:rPr>
+        <w:t xml:space="preserve"> permettent d'assembler ces technologies différentes sur un même substrat via des micro-bosses et billes BGA.</w:t>
       </w:r>
     </w:p>
     <w:p>
@@ -8201,7 +9525,23 @@
           <w:b/>
           <w:color w:val="1A365D"/>
         </w:rPr>
-        <w:t>Tableau Récapitulatif du Barème</w:t>
+        <w:t xml:space="preserve">Tableau </w:t>
+      </w:r>
+      <w:proofErr w:type="spellStart"/>
+      <w:r>
+        <w:rPr>
+          <w:b/>
+          <w:color w:val="1A365D"/>
+        </w:rPr>
+        <w:t>Récapitulatif</w:t>
+      </w:r>
+      <w:proofErr w:type="spellEnd"/>
+      <w:r>
+        <w:rPr>
+          <w:b/>
+          <w:color w:val="1A365D"/>
+        </w:rPr>
+        <w:t xml:space="preserve"> du Barème</w:t>
       </w:r>
     </w:p>
     <w:tbl>
@@ -8244,6 +9584,7 @@
               <w:spacing w:after="0"/>
               <w:jc w:val="center"/>
             </w:pPr>
+            <w:proofErr w:type="spellStart"/>
             <w:r>
               <w:rPr>
                 <w:b/>
@@ -8252,6 +9593,7 @@
               </w:rPr>
               <w:t>Partie</w:t>
             </w:r>
+            <w:proofErr w:type="spellEnd"/>
           </w:p>
         </w:tc>
         <w:tc>
@@ -8269,14 +9611,34 @@
             <w:pPr>
               <w:spacing w:after="0"/>
             </w:pPr>
+            <w:proofErr w:type="spellStart"/>
             <w:r>
               <w:rPr>
                 <w:b/>
                 <w:color w:val="FFFFFF"/>
                 <w:sz w:val="19"/>
               </w:rPr>
-              <w:t>Thématique de l'Évaluation</w:t>
-            </w:r>
+              <w:t>Thématique</w:t>
+            </w:r>
+            <w:proofErr w:type="spellEnd"/>
+            <w:r>
+              <w:rPr>
+                <w:b/>
+                <w:color w:val="FFFFFF"/>
+                <w:sz w:val="19"/>
+              </w:rPr>
+              <w:t xml:space="preserve"> de </w:t>
+            </w:r>
+            <w:proofErr w:type="spellStart"/>
+            <w:r>
+              <w:rPr>
+                <w:b/>
+                <w:color w:val="FFFFFF"/>
+                <w:sz w:val="19"/>
+              </w:rPr>
+              <w:t>l'Évaluation</w:t>
+            </w:r>
+            <w:proofErr w:type="spellEnd"/>
           </w:p>
         </w:tc>
         <w:tc>
@@ -8300,8 +9662,36 @@
                 <w:color w:val="FFFFFF"/>
                 <w:sz w:val="19"/>
               </w:rPr>
-              <w:t>Concepts Clés Validés</w:t>
-            </w:r>
+              <w:t xml:space="preserve">Concepts </w:t>
+            </w:r>
+            <w:proofErr w:type="spellStart"/>
+            <w:r>
+              <w:rPr>
+                <w:b/>
+                <w:color w:val="FFFFFF"/>
+                <w:sz w:val="19"/>
+              </w:rPr>
+              <w:t>Clés</w:t>
+            </w:r>
+            <w:proofErr w:type="spellEnd"/>
+            <w:r>
+              <w:rPr>
+                <w:b/>
+                <w:color w:val="FFFFFF"/>
+                <w:sz w:val="19"/>
+              </w:rPr>
+              <w:t xml:space="preserve"> </w:t>
+            </w:r>
+            <w:proofErr w:type="spellStart"/>
+            <w:r>
+              <w:rPr>
+                <w:b/>
+                <w:color w:val="FFFFFF"/>
+                <w:sz w:val="19"/>
+              </w:rPr>
+              <w:t>Validés</w:t>
+            </w:r>
+            <w:proofErr w:type="spellEnd"/>
           </w:p>
         </w:tc>
         <w:tc>
@@ -8352,12 +9742,21 @@
               <w:spacing w:after="0"/>
               <w:jc w:val="center"/>
             </w:pPr>
+            <w:proofErr w:type="spellStart"/>
             <w:r>
               <w:rPr>
                 <w:b/>
                 <w:sz w:val="19"/>
               </w:rPr>
-              <w:t>Partie 1</w:t>
+              <w:t>Partie</w:t>
+            </w:r>
+            <w:proofErr w:type="spellEnd"/>
+            <w:r>
+              <w:rPr>
+                <w:b/>
+                <w:sz w:val="19"/>
+              </w:rPr>
+              <w:t xml:space="preserve"> 1</w:t>
             </w:r>
           </w:p>
         </w:tc>
@@ -8376,11 +9775,19 @@
             <w:pPr>
               <w:spacing w:after="0"/>
             </w:pPr>
+            <w:proofErr w:type="spellStart"/>
             <w:r>
               <w:rPr>
                 <w:sz w:val="19"/>
               </w:rPr>
-              <w:t>Généralités &amp; Architectures SoC</w:t>
+              <w:t>Généralités</w:t>
+            </w:r>
+            <w:proofErr w:type="spellEnd"/>
+            <w:r>
+              <w:rPr>
+                <w:sz w:val="19"/>
+              </w:rPr>
+              <w:t xml:space="preserve"> &amp; Architectures SoC</w:t>
             </w:r>
           </w:p>
         </w:tc>
@@ -8407,7 +9814,23 @@
                 <w:sz w:val="19"/>
                 <w:lang w:val="fr-FR"/>
               </w:rPr>
-              <w:t>IP Cores, Couche d'abstraction HAL, Topologies de Bus vs NoC, Split transactions</w:t>
+              <w:t xml:space="preserve">IP Cores, Couche d'abstraction HAL, Topologies de Bus vs </w:t>
+            </w:r>
+            <w:proofErr w:type="spellStart"/>
+            <w:r>
+              <w:rPr>
+                <w:sz w:val="19"/>
+                <w:lang w:val="fr-FR"/>
+              </w:rPr>
+              <w:t>NoC</w:t>
+            </w:r>
+            <w:proofErr w:type="spellEnd"/>
+            <w:r>
+              <w:rPr>
+                <w:sz w:val="19"/>
+                <w:lang w:val="fr-FR"/>
+              </w:rPr>
+              <w:t>, Split transactions</w:t>
             </w:r>
           </w:p>
         </w:tc>
@@ -8457,12 +9880,21 @@
               <w:spacing w:after="0"/>
               <w:jc w:val="center"/>
             </w:pPr>
+            <w:proofErr w:type="spellStart"/>
             <w:r>
               <w:rPr>
                 <w:b/>
                 <w:sz w:val="19"/>
               </w:rPr>
-              <w:t>Partie 2</w:t>
+              <w:t>Partie</w:t>
+            </w:r>
+            <w:proofErr w:type="spellEnd"/>
+            <w:r>
+              <w:rPr>
+                <w:b/>
+                <w:sz w:val="19"/>
+              </w:rPr>
+              <w:t xml:space="preserve"> 2</w:t>
             </w:r>
           </w:p>
         </w:tc>
@@ -8485,8 +9917,16 @@
               <w:rPr>
                 <w:sz w:val="19"/>
               </w:rPr>
-              <w:t>Performances Architecturales</w:t>
-            </w:r>
+              <w:t xml:space="preserve">Performances </w:t>
+            </w:r>
+            <w:proofErr w:type="spellStart"/>
+            <w:r>
+              <w:rPr>
+                <w:sz w:val="19"/>
+              </w:rPr>
+              <w:t>Architecturales</w:t>
+            </w:r>
+            <w:proofErr w:type="spellEnd"/>
           </w:p>
         </w:tc>
         <w:tc>
@@ -8562,12 +10002,21 @@
               <w:spacing w:after="0"/>
               <w:jc w:val="center"/>
             </w:pPr>
+            <w:proofErr w:type="spellStart"/>
             <w:r>
               <w:rPr>
                 <w:b/>
                 <w:sz w:val="19"/>
               </w:rPr>
-              <w:t>Partie 3</w:t>
+              <w:t>Partie</w:t>
+            </w:r>
+            <w:proofErr w:type="spellEnd"/>
+            <w:r>
+              <w:rPr>
+                <w:b/>
+                <w:sz w:val="19"/>
+              </w:rPr>
+              <w:t xml:space="preserve"> 3</w:t>
             </w:r>
           </w:p>
         </w:tc>
@@ -8586,12 +10035,42 @@
             <w:pPr>
               <w:spacing w:after="0"/>
             </w:pPr>
+            <w:proofErr w:type="spellStart"/>
             <w:r>
               <w:rPr>
                 <w:sz w:val="19"/>
               </w:rPr>
-              <w:t>Intégration Matérielle &amp; Qsys</w:t>
-            </w:r>
+              <w:t>Intégration</w:t>
+            </w:r>
+            <w:proofErr w:type="spellEnd"/>
+            <w:r>
+              <w:rPr>
+                <w:sz w:val="19"/>
+              </w:rPr>
+              <w:t xml:space="preserve"> </w:t>
+            </w:r>
+            <w:proofErr w:type="spellStart"/>
+            <w:r>
+              <w:rPr>
+                <w:sz w:val="19"/>
+              </w:rPr>
+              <w:t>Matérielle</w:t>
+            </w:r>
+            <w:proofErr w:type="spellEnd"/>
+            <w:r>
+              <w:rPr>
+                <w:sz w:val="19"/>
+              </w:rPr>
+              <w:t xml:space="preserve"> &amp; </w:t>
+            </w:r>
+            <w:proofErr w:type="spellStart"/>
+            <w:r>
+              <w:rPr>
+                <w:sz w:val="19"/>
+              </w:rPr>
+              <w:t>Qsys</w:t>
+            </w:r>
+            <w:proofErr w:type="spellEnd"/>
           </w:p>
         </w:tc>
         <w:tc>
@@ -8617,7 +10096,23 @@
                 <w:sz w:val="19"/>
                 <w:lang w:val="fr-FR"/>
               </w:rPr>
-              <w:t>Flux HAL/UART, Extensions d'ALU, Signaux de l'interface Avalon Memory-Mapped (Avalon-MM)</w:t>
+              <w:t>Flux HAL/UART, Extensions d'ALU, Signaux de l'interface Avalon Memory-</w:t>
+            </w:r>
+            <w:proofErr w:type="spellStart"/>
+            <w:r>
+              <w:rPr>
+                <w:sz w:val="19"/>
+                <w:lang w:val="fr-FR"/>
+              </w:rPr>
+              <w:t>Mapped</w:t>
+            </w:r>
+            <w:proofErr w:type="spellEnd"/>
+            <w:r>
+              <w:rPr>
+                <w:sz w:val="19"/>
+                <w:lang w:val="fr-FR"/>
+              </w:rPr>
+              <w:t xml:space="preserve"> (Avalon-MM)</w:t>
             </w:r>
           </w:p>
         </w:tc>
@@ -8667,12 +10162,21 @@
               <w:spacing w:after="0"/>
               <w:jc w:val="center"/>
             </w:pPr>
+            <w:proofErr w:type="spellStart"/>
             <w:r>
               <w:rPr>
                 <w:b/>
                 <w:sz w:val="19"/>
               </w:rPr>
-              <w:t>Partie 4</w:t>
+              <w:t>Partie</w:t>
+            </w:r>
+            <w:proofErr w:type="spellEnd"/>
+            <w:r>
+              <w:rPr>
+                <w:b/>
+                <w:sz w:val="19"/>
+              </w:rPr>
+              <w:t xml:space="preserve"> 4</w:t>
             </w:r>
           </w:p>
         </w:tc>
@@ -8691,11 +10195,19 @@
             <w:pPr>
               <w:spacing w:after="0"/>
             </w:pPr>
+            <w:proofErr w:type="spellStart"/>
             <w:r>
               <w:rPr>
                 <w:sz w:val="19"/>
               </w:rPr>
-              <w:t>Synthèse &amp; Arbitrage Co-design</w:t>
+              <w:t>Synthèse</w:t>
+            </w:r>
+            <w:proofErr w:type="spellEnd"/>
+            <w:r>
+              <w:rPr>
+                <w:sz w:val="19"/>
+              </w:rPr>
+              <w:t xml:space="preserve"> &amp; Arbitrage Co-design</w:t>
             </w:r>
           </w:p>
         </w:tc>
@@ -8722,7 +10234,23 @@
                 <w:sz w:val="19"/>
                 <w:lang w:val="fr-FR"/>
               </w:rPr>
-              <w:t>Analyse critique et critères de choix : Custom Instruction vs Composant Qsys Avalon</w:t>
+              <w:t xml:space="preserve">Analyse critique et critères de choix : Custom Instruction vs Composant </w:t>
+            </w:r>
+            <w:proofErr w:type="spellStart"/>
+            <w:r>
+              <w:rPr>
+                <w:sz w:val="19"/>
+                <w:lang w:val="fr-FR"/>
+              </w:rPr>
+              <w:t>Qsys</w:t>
+            </w:r>
+            <w:proofErr w:type="spellEnd"/>
+            <w:r>
+              <w:rPr>
+                <w:sz w:val="19"/>
+                <w:lang w:val="fr-FR"/>
+              </w:rPr>
+              <w:t xml:space="preserve"> Avalon</w:t>
             </w:r>
           </w:p>
         </w:tc>
@@ -8772,12 +10300,21 @@
               <w:spacing w:after="0"/>
               <w:jc w:val="center"/>
             </w:pPr>
+            <w:proofErr w:type="spellStart"/>
             <w:r>
               <w:rPr>
                 <w:b/>
                 <w:sz w:val="19"/>
               </w:rPr>
-              <w:t>Partie 5</w:t>
+              <w:t>Partie</w:t>
+            </w:r>
+            <w:proofErr w:type="spellEnd"/>
+            <w:r>
+              <w:rPr>
+                <w:b/>
+                <w:sz w:val="19"/>
+              </w:rPr>
+              <w:t xml:space="preserve"> 5</w:t>
             </w:r>
           </w:p>
         </w:tc>
@@ -8823,7 +10360,35 @@
               <w:rPr>
                 <w:sz w:val="19"/>
               </w:rPr>
-              <w:t>Architecture VHDL swap_octets, Signaux interface Avalon-MM Slave</w:t>
+              <w:t xml:space="preserve">Architecture VHDL </w:t>
+            </w:r>
+            <w:proofErr w:type="spellStart"/>
+            <w:r>
+              <w:rPr>
+                <w:sz w:val="19"/>
+              </w:rPr>
+              <w:t>swap_octets</w:t>
+            </w:r>
+            <w:proofErr w:type="spellEnd"/>
+            <w:r>
+              <w:rPr>
+                <w:sz w:val="19"/>
+              </w:rPr>
+              <w:t xml:space="preserve">, </w:t>
+            </w:r>
+            <w:proofErr w:type="spellStart"/>
+            <w:r>
+              <w:rPr>
+                <w:sz w:val="19"/>
+              </w:rPr>
+              <w:t>Signaux</w:t>
+            </w:r>
+            <w:proofErr w:type="spellEnd"/>
+            <w:r>
+              <w:rPr>
+                <w:sz w:val="19"/>
+              </w:rPr>
+              <w:t xml:space="preserve"> interface Avalon-MM Slave</w:t>
             </w:r>
           </w:p>
         </w:tc>
@@ -8872,12 +10437,21 @@
               <w:spacing w:after="0"/>
               <w:jc w:val="center"/>
             </w:pPr>
+            <w:proofErr w:type="spellStart"/>
             <w:r>
               <w:rPr>
                 <w:b/>
                 <w:sz w:val="19"/>
               </w:rPr>
-              <w:t>Partie 6</w:t>
+              <w:t>Partie</w:t>
+            </w:r>
+            <w:proofErr w:type="spellEnd"/>
+            <w:r>
+              <w:rPr>
+                <w:b/>
+                <w:sz w:val="19"/>
+              </w:rPr>
+              <w:t xml:space="preserve"> 6</w:t>
             </w:r>
           </w:p>
         </w:tc>
@@ -8921,7 +10495,21 @@
               <w:rPr>
                 <w:sz w:val="19"/>
               </w:rPr>
-              <w:t>Soc Hétérogènes - Chiplet</w:t>
+              <w:t xml:space="preserve">Soc </w:t>
+            </w:r>
+            <w:proofErr w:type="spellStart"/>
+            <w:r>
+              <w:rPr>
+                <w:sz w:val="19"/>
+              </w:rPr>
+              <w:t>Hétérogènes</w:t>
+            </w:r>
+            <w:proofErr w:type="spellEnd"/>
+            <w:r>
+              <w:rPr>
+                <w:sz w:val="19"/>
+              </w:rPr>
+              <w:t xml:space="preserve"> - Chiplet</w:t>
             </w:r>
           </w:p>
         </w:tc>
@@ -8999,7 +10587,23 @@
                 <w:b/>
                 <w:sz w:val="19"/>
               </w:rPr>
-              <w:t>Examen de Synthèse Global</w:t>
+              <w:t xml:space="preserve">Examen de </w:t>
+            </w:r>
+            <w:proofErr w:type="spellStart"/>
+            <w:r>
+              <w:rPr>
+                <w:b/>
+                <w:sz w:val="19"/>
+              </w:rPr>
+              <w:t>Synthèse</w:t>
+            </w:r>
+            <w:proofErr w:type="spellEnd"/>
+            <w:r>
+              <w:rPr>
+                <w:b/>
+                <w:sz w:val="19"/>
+              </w:rPr>
+              <w:t xml:space="preserve"> Global</w:t>
             </w:r>
           </w:p>
         </w:tc>
@@ -9029,7 +10633,25 @@
                 <w:sz w:val="19"/>
                 <w:lang w:val="fr-FR"/>
               </w:rPr>
-              <w:t xml:space="preserve">Validation des compétences Soc, d'architecture, co-design, programmation haut et bas niveau </w:t>
+              <w:t xml:space="preserve">Validation des compétences Soc, d'architecture, </w:t>
+            </w:r>
+            <w:proofErr w:type="spellStart"/>
+            <w:r>
+              <w:rPr>
+                <w:color w:val="FF0000"/>
+                <w:sz w:val="19"/>
+                <w:lang w:val="fr-FR"/>
+              </w:rPr>
+              <w:t>co</w:t>
+            </w:r>
+            <w:proofErr w:type="spellEnd"/>
+            <w:r>
+              <w:rPr>
+                <w:color w:val="FF0000"/>
+                <w:sz w:val="19"/>
+                <w:lang w:val="fr-FR"/>
+              </w:rPr>
+              <w:t xml:space="preserve">-design, programmation haut et bas niveau </w:t>
             </w:r>
           </w:p>
         </w:tc>
@@ -9143,6 +10765,7 @@
         <w:bottom w:val="single" w:sz="4" w:space="4" w:color="000000"/>
       </w:pBdr>
     </w:pPr>
+    <w:proofErr w:type="spellStart"/>
     <w:r>
       <w:rPr>
         <w:rFonts w:eastAsia="Arial" w:cs="Arial"/>
@@ -9151,7 +10774,18 @@
         <w:sz w:val="24"/>
         <w:szCs w:val="24"/>
       </w:rPr>
-      <w:t xml:space="preserve">Contrôle – System </w:t>
+      <w:t>Contrôle</w:t>
+    </w:r>
+    <w:proofErr w:type="spellEnd"/>
+    <w:r>
+      <w:rPr>
+        <w:rFonts w:eastAsia="Arial" w:cs="Arial"/>
+        <w:b/>
+        <w:bCs/>
+        <w:sz w:val="24"/>
+        <w:szCs w:val="24"/>
+      </w:rPr>
+      <w:t xml:space="preserve"> – System </w:t>
     </w:r>
     <w:proofErr w:type="gramStart"/>
     <w:r>
@@ -9232,6 +10866,7 @@
         <w:bottom w:val="single" w:sz="4" w:space="4" w:color="000000"/>
       </w:pBdr>
     </w:pPr>
+    <w:proofErr w:type="spellStart"/>
     <w:r>
       <w:rPr>
         <w:rFonts w:eastAsia="Arial" w:cs="Arial"/>
@@ -9240,7 +10875,18 @@
         <w:sz w:val="24"/>
         <w:szCs w:val="24"/>
       </w:rPr>
-      <w:t xml:space="preserve">Contrôle – System </w:t>
+      <w:t>Contrôle</w:t>
+    </w:r>
+    <w:proofErr w:type="spellEnd"/>
+    <w:r>
+      <w:rPr>
+        <w:rFonts w:eastAsia="Arial" w:cs="Arial"/>
+        <w:b/>
+        <w:bCs/>
+        <w:sz w:val="24"/>
+        <w:szCs w:val="24"/>
+      </w:rPr>
+      <w:t xml:space="preserve"> – System </w:t>
     </w:r>
     <w:proofErr w:type="gramStart"/>
     <w:r>
@@ -11795,6 +13441,7 @@
   <w:style w:type="character" w:default="1" w:styleId="Policepardfaut">
     <w:name w:val="Default Paragraph Font"/>
     <w:uiPriority w:val="1"/>
+    <w:semiHidden/>
     <w:unhideWhenUsed/>
   </w:style>
   <w:style w:type="table" w:default="1" w:styleId="TableauNormal">
